--- a/DR/Дипломен_проект.docx
+++ b/DR/Дипломен_проект.docx
@@ -1416,259 +1416,1580 @@
         <w:pStyle w:val="Heading3"/>
       </w:pPr>
       <w:r>
-        <w:t>Безопасност и устойчиво</w:t>
+        <w:t>Безопасност и устойчивост на системата</w:t>
+      </w:r>
+    </w:p>
+    <w:p>
+      <w:pPr>
+        <w:spacing w:before="100" w:beforeAutospacing="1" w:after="100" w:afterAutospacing="1" w:line="240" w:lineRule="auto"/>
+        <w:ind w:firstLine="0"/>
+        <w:jc w:val="left"/>
+        <w:rPr>
+          <w:rFonts w:eastAsia="Times New Roman"/>
+          <w:lang w:eastAsia="bg-BG"/>
+        </w:rPr>
+      </w:pPr>
+      <w:r>
+        <w:rPr>
+          <w:rFonts w:eastAsia="Times New Roman"/>
+          <w:lang w:eastAsia="bg-BG"/>
+        </w:rPr>
+        <w:t>Безопасността и устойчивостта на системата за безжично управление на RGB осветление са ключови фактори за нейното надеждно функциониране в реална среда. Те включват както софтуерни, така и хардуерни аспекти, свързани с минимизиране на латентността, обработка на грешки и синхронизация на процесите на обновяване на осветлението.</w:t>
+      </w:r>
+    </w:p>
+    <w:p>
+      <w:pPr>
+        <w:spacing w:before="100" w:beforeAutospacing="1" w:after="100" w:afterAutospacing="1" w:line="240" w:lineRule="auto"/>
+        <w:ind w:firstLine="0"/>
+        <w:jc w:val="left"/>
+        <w:rPr>
+          <w:rFonts w:eastAsia="Times New Roman"/>
+          <w:lang w:eastAsia="bg-BG"/>
+        </w:rPr>
+      </w:pPr>
+      <w:r>
+        <w:rPr>
+          <w:rFonts w:eastAsia="Times New Roman"/>
+          <w:lang w:eastAsia="bg-BG"/>
+        </w:rPr>
+        <w:t>Минималната латентност е важна за осигуряване на плавно и реалистично управление на осветлението. В разработената система латентността се намалява чрез използване на опростен формат на данните, ефективен алгоритъм за обработка на цветовите стойности и бърза Bluetooth комуникация. Оптимизацията на софтуерния слой позволява бързо преобразуване на цветовете и незабавно изпращане на командите към Arduino, което осигурява почти моментална реакция на LED осветлението при промяна на цвета от страна на потребителя.</w:t>
+      </w:r>
+    </w:p>
+    <w:p>
+      <w:pPr>
+        <w:spacing w:before="100" w:beforeAutospacing="1" w:after="100" w:afterAutospacing="1" w:line="240" w:lineRule="auto"/>
+        <w:ind w:firstLine="0"/>
+        <w:jc w:val="left"/>
+        <w:rPr>
+          <w:rFonts w:eastAsia="Times New Roman"/>
+          <w:lang w:eastAsia="bg-BG"/>
+        </w:rPr>
+      </w:pPr>
+      <w:r>
+        <w:rPr>
+          <w:rFonts w:eastAsia="Times New Roman"/>
+          <w:lang w:eastAsia="bg-BG"/>
+        </w:rPr>
+        <w:t>Обработката на грешки представлява важен елемент за устойчивостта на системата. Възможни грешки могат да възникнат при загуба на данни, смущения в безжичния сигнал или некоректни входни стойности. За предотвратяване на некоректна работа системата използва механизми за валидиране на получените пакети, игнориране на непълни или неправилно форматирани съобщения и запазване на последно валидните стойности на цветовете. При необходимост се прилага повторно изпращане на данните, което допринася за повишаване на надеждността на комуникацията.</w:t>
+      </w:r>
+    </w:p>
+    <w:p>
+      <w:pPr>
+        <w:spacing w:before="100" w:beforeAutospacing="1" w:after="100" w:afterAutospacing="1" w:line="240" w:lineRule="auto"/>
+        <w:ind w:firstLine="0"/>
+        <w:jc w:val="left"/>
+        <w:rPr>
+          <w:rFonts w:eastAsia="Times New Roman"/>
+          <w:lang w:eastAsia="bg-BG"/>
+        </w:rPr>
+      </w:pPr>
+      <w:r>
+        <w:rPr>
+          <w:rFonts w:eastAsia="Times New Roman"/>
+          <w:lang w:eastAsia="bg-BG"/>
+        </w:rPr>
+        <w:t>Синхронизацията на времето за обновяване на осветлението е от значение за постигане на стабилна и предсказуема работа на системата. Arduino обработва входящите пакети в определен времеви интервал, което предотвратява натрупване на команди и хаотични промени в цветовете. Чрез контрол на честотата на обновяване се осигурява равномерно и плавно изменение на яркостта и цвета, без визуални смущения или трептене на светлината.</w:t>
+      </w:r>
+    </w:p>
+    <w:p>
+      <w:pPr>
+        <w:spacing w:before="100" w:beforeAutospacing="1" w:after="100" w:afterAutospacing="1" w:line="240" w:lineRule="auto"/>
+        <w:ind w:firstLine="0"/>
+        <w:jc w:val="left"/>
+        <w:rPr>
+          <w:rFonts w:eastAsia="Times New Roman"/>
+          <w:lang w:eastAsia="bg-BG"/>
+        </w:rPr>
+      </w:pPr>
+      <w:r>
+        <w:rPr>
+          <w:rFonts w:eastAsia="Times New Roman"/>
+          <w:lang w:eastAsia="bg-BG"/>
+        </w:rPr>
+        <w:t xml:space="preserve">В обобщение, чрез комбиниране на ефективна комуникация, надеждна обработка на грешки и оптимизирана синхронизация на процесите, разработената система постига </w:t>
+      </w:r>
+      <w:r>
+        <w:rPr>
+          <w:rFonts w:eastAsia="Times New Roman"/>
+          <w:lang w:eastAsia="bg-BG"/>
+        </w:rPr>
+        <w:lastRenderedPageBreak/>
+        <w:t>високо ниво на безопасност и устойчивост, което я прави подходяща за приложение в интелигентни домашни системи и други IoT решения.</w:t>
+      </w:r>
+    </w:p>
+    <w:p>
+      <w:pPr>
+        <w:pStyle w:val="Heading2"/>
+        <w:rPr>
+          <w:rFonts w:eastAsia="Times New Roman"/>
+          <w:lang w:eastAsia="bg-BG"/>
+        </w:rPr>
+      </w:pPr>
+      <w:r>
+        <w:rPr>
+          <w:rFonts w:eastAsia="Times New Roman"/>
+          <w:lang w:eastAsia="bg-BG"/>
+        </w:rPr>
+        <w:t xml:space="preserve"> Микроконтролери и платформата Arduino</w:t>
+      </w:r>
+    </w:p>
+    <w:p>
+      <w:pPr>
+        <w:pStyle w:val="Heading3"/>
+        <w:rPr>
+          <w:sz w:val="36"/>
+          <w:szCs w:val="36"/>
+        </w:rPr>
+      </w:pPr>
+      <w:r>
+        <w:t xml:space="preserve"> Какво представлява микроконтролерът</w:t>
+      </w:r>
+    </w:p>
+    <w:p>
+      <w:pPr>
+        <w:spacing w:before="100" w:beforeAutospacing="1" w:after="100" w:afterAutospacing="1" w:line="240" w:lineRule="auto"/>
+        <w:ind w:firstLine="0"/>
+        <w:jc w:val="left"/>
+        <w:rPr>
+          <w:rFonts w:eastAsia="Times New Roman"/>
+          <w:lang w:eastAsia="bg-BG"/>
+        </w:rPr>
+      </w:pPr>
+      <w:r>
+        <w:rPr>
+          <w:rFonts w:eastAsia="Times New Roman"/>
+          <w:lang w:eastAsia="bg-BG"/>
+        </w:rPr>
+        <w:t>Микроконтролерът представлява интегрална електронна схема, която съдържа в един чип основните компоненти на компютърна система. Той включва централен процесор (CPU), оперативна памет (RAM), постоянна памет за съхранение на програмата (Flash или ROM) и различни входно-изходни интерфейси. Основната му задача е да управлява електронни устройства и да изпълнява предварително зададени програми, които контролират работата на различни хардуерни компоненти.</w:t>
+      </w:r>
+    </w:p>
+    <w:p>
+      <w:pPr>
+        <w:spacing w:before="100" w:beforeAutospacing="1" w:after="100" w:afterAutospacing="1" w:line="240" w:lineRule="auto"/>
+        <w:ind w:firstLine="0"/>
+        <w:jc w:val="left"/>
+        <w:rPr>
+          <w:rFonts w:eastAsia="Times New Roman"/>
+          <w:lang w:eastAsia="bg-BG"/>
+        </w:rPr>
+      </w:pPr>
+      <w:r>
+        <w:rPr>
+          <w:rFonts w:eastAsia="Times New Roman"/>
+          <w:lang w:eastAsia="bg-BG"/>
+        </w:rPr>
+        <w:t>Микроконтролерите се използват широко във вградени системи, където е необходимо управление на електронни устройства с малки размери, ниска консумация на енергия и висока надеждност. Те могат да бъдат намерени в голям брой съвременни електронни устройства като домакински уреди, автомобили, индустриални контролери, медицинска техника, роботика и системи за автоматизация. Благодарение на компактната си структура и способността да изпълняват специализирани задачи, микроконтролерите са ключов елемент в разработката на интелигентни устройства и системи от типа Internet of Things (IoT).</w:t>
+      </w:r>
+    </w:p>
+    <w:p>
+      <w:pPr>
+        <w:spacing w:before="100" w:beforeAutospacing="1" w:after="100" w:afterAutospacing="1" w:line="240" w:lineRule="auto"/>
+        <w:ind w:firstLine="0"/>
+        <w:jc w:val="left"/>
+        <w:rPr>
+          <w:rFonts w:eastAsia="Times New Roman"/>
+          <w:lang w:eastAsia="bg-BG"/>
+        </w:rPr>
+      </w:pPr>
+      <w:r>
+        <w:rPr>
+          <w:rFonts w:eastAsia="Times New Roman"/>
+          <w:lang w:eastAsia="bg-BG"/>
+        </w:rPr>
+        <w:t>Основната разлика между микроконтролер и стандартен компютърен процесор се състои в степента на интеграция на компонентите. При класическите компютърни системи процесорът, паметта и входно-изходните устройства са отделни компоненти, които комуникират чрез дънната платка. При микроконтролерите всички тези елементи са интегрирани в един чип. Това позволява създаването на компактни и енергийно ефективни устройства, които могат да изпълняват специфични задачи без необходимост от сложна компютърна архитектура.</w:t>
+      </w:r>
+    </w:p>
+    <w:p>
+      <w:pPr>
+        <w:spacing w:before="100" w:beforeAutospacing="1" w:after="100" w:afterAutospacing="1" w:line="240" w:lineRule="auto"/>
+        <w:ind w:firstLine="0"/>
+        <w:jc w:val="left"/>
+        <w:rPr>
+          <w:rFonts w:eastAsia="Times New Roman"/>
+          <w:lang w:eastAsia="bg-BG"/>
+        </w:rPr>
+      </w:pPr>
+      <w:r>
+        <w:rPr>
+          <w:rFonts w:eastAsia="Times New Roman"/>
+          <w:lang w:eastAsia="bg-BG"/>
+        </w:rPr>
+        <w:t>Микроконтролерът работи чрез изпълнение на програма, която е записана в неговата постоянна памет. Тази програма определя начина, по който устройството реагира на входни сигнали и управлява изходните компоненти. Например микроконтролерът може да получава информация от различни сензори, да извършва обработка на данните и да управлява други устройства като светодиоди, мотори или комуникационни модули.</w:t>
+      </w:r>
+    </w:p>
+    <w:p>
+      <w:pPr>
+        <w:spacing w:before="100" w:beforeAutospacing="1" w:after="100" w:afterAutospacing="1" w:line="240" w:lineRule="auto"/>
+        <w:ind w:firstLine="0"/>
+        <w:jc w:val="left"/>
+        <w:rPr>
+          <w:rFonts w:eastAsia="Times New Roman"/>
+          <w:lang w:eastAsia="bg-BG"/>
+        </w:rPr>
+      </w:pPr>
+      <w:r>
+        <w:rPr>
+          <w:rFonts w:eastAsia="Times New Roman"/>
+          <w:lang w:eastAsia="bg-BG"/>
+        </w:rPr>
+        <w:t>Една от важните характеристики на микроконтролерите е наличието на входно-изходни пинове (I/O pins). Чрез тези пинове микроконтролерът може да комуникира с външни електронни компоненти. Входните пинове позволяват приемане на сигнали от сензори, бутони или други устройства, докато изходните пинове могат да управляват светодиоди, релета, дисплеи или други електронни елементи.</w:t>
+      </w:r>
+    </w:p>
+    <w:p>
+      <w:pPr>
+        <w:spacing w:before="100" w:beforeAutospacing="1" w:after="100" w:afterAutospacing="1" w:line="240" w:lineRule="auto"/>
+        <w:ind w:firstLine="0"/>
+        <w:jc w:val="left"/>
+        <w:rPr>
+          <w:rFonts w:eastAsia="Times New Roman"/>
+          <w:lang w:eastAsia="bg-BG"/>
+        </w:rPr>
+      </w:pPr>
+      <w:r>
+        <w:rPr>
+          <w:rFonts w:eastAsia="Times New Roman"/>
+          <w:lang w:eastAsia="bg-BG"/>
+        </w:rPr>
+        <w:t>Много микроконтролери разполагат и със специализирани функции като аналогово-цифрови преобразуватели (ADC), таймери, PWM генератори и комуникационни интерфейси като UART, SPI и I2C. Тези функции позволяват по-сложно управление на електронни системи и улесняват разработката на вградени приложения.</w:t>
+      </w:r>
+    </w:p>
+    <w:p>
+      <w:pPr>
+        <w:spacing w:before="100" w:beforeAutospacing="1" w:after="100" w:afterAutospacing="1" w:line="240" w:lineRule="auto"/>
+        <w:ind w:firstLine="0"/>
+        <w:jc w:val="left"/>
+        <w:rPr>
+          <w:rFonts w:eastAsia="Times New Roman"/>
+          <w:lang w:eastAsia="bg-BG"/>
+        </w:rPr>
+      </w:pPr>
+      <w:r>
+        <w:rPr>
+          <w:rFonts w:eastAsia="Times New Roman"/>
+          <w:lang w:eastAsia="bg-BG"/>
+        </w:rPr>
+        <w:lastRenderedPageBreak/>
+        <w:t>В контекста на настоящия проект за интелигентно RGB амбиентно осветление микроконтролерът играе основна роля като централен управляващ елемент на системата. Той приема данни от безжичния комуникационен модул, обработва получената информация и генерира PWM сигнали за управление на RGB LED осветлението. Чрез промяна на PWM сигналите микроконтролерът регулира яркостта на всеки цветен канал, което позволява възпроизвеждане на различни цветове и светлинни ефекти.</w:t>
+      </w:r>
+    </w:p>
+    <w:p>
+      <w:pPr>
+        <w:spacing w:before="100" w:beforeAutospacing="1" w:after="100" w:afterAutospacing="1" w:line="240" w:lineRule="auto"/>
+        <w:ind w:firstLine="0"/>
+        <w:jc w:val="left"/>
+        <w:rPr>
+          <w:rFonts w:eastAsia="Times New Roman"/>
+          <w:lang w:eastAsia="bg-BG"/>
+        </w:rPr>
+      </w:pPr>
+      <w:r>
+        <w:rPr>
+          <w:rFonts w:eastAsia="Times New Roman"/>
+          <w:lang w:eastAsia="bg-BG"/>
+        </w:rPr>
+        <w:t>Използването на микроконтролер в системата позволява реализирането на автоматизирано и гъвкаво управление на осветлението. Благодарение на програмируемата му природа могат лесно да се добавят нови функции, като например светлинни ефекти, автоматични сценарии или интеграция с други Smart Home устройства. Това прави микроконтролерите изключително подходящи за разработка на съвременни интелигентни системи за управление.</w:t>
+      </w:r>
+    </w:p>
+    <w:p>
+      <w:pPr>
+        <w:pStyle w:val="Heading2"/>
+        <w:rPr>
+          <w:rFonts w:eastAsia="Times New Roman"/>
+          <w:lang w:eastAsia="bg-BG"/>
+        </w:rPr>
+      </w:pPr>
+      <w:r>
+        <w:rPr>
+          <w:rFonts w:eastAsia="Times New Roman"/>
+          <w:lang w:eastAsia="bg-BG"/>
+        </w:rPr>
+        <w:t>RGB LED осветление</w:t>
+      </w:r>
+    </w:p>
+    <w:p>
+      <w:pPr>
+        <w:spacing w:before="100" w:beforeAutospacing="1" w:after="100" w:afterAutospacing="1" w:line="240" w:lineRule="auto"/>
+        <w:ind w:firstLine="0"/>
+        <w:jc w:val="left"/>
+        <w:rPr>
+          <w:rFonts w:eastAsia="Times New Roman"/>
+          <w:lang w:eastAsia="bg-BG"/>
+        </w:rPr>
+      </w:pPr>
+      <w:r>
+        <w:rPr>
+          <w:rFonts w:eastAsia="Times New Roman"/>
+          <w:lang w:eastAsia="bg-BG"/>
+        </w:rPr>
+        <w:t>RGB LED осветлението представлява технология за генериране на различни цветове чрез комбиниране на три основни светлинни компонента – червен (Red), зелен (Green) и син (Blue). Тази технология се основава на принципа на адитивното смесване на светлината, при което различни цветове се получават чрез комбиниране на различни интензитети на трите основни цветни канала. RGB осветлението е широко използвано в съвременните електронни устройства, декоративното осветление, мултимедийните системи, рекламните дисплеи и интелигентните домашни системи.</w:t>
+      </w:r>
+    </w:p>
+    <w:p>
+      <w:pPr>
+        <w:spacing w:before="100" w:beforeAutospacing="1" w:after="100" w:afterAutospacing="1" w:line="240" w:lineRule="auto"/>
+        <w:ind w:firstLine="0"/>
+        <w:jc w:val="left"/>
+        <w:rPr>
+          <w:rFonts w:eastAsia="Times New Roman"/>
+          <w:lang w:eastAsia="bg-BG"/>
+        </w:rPr>
+      </w:pPr>
+      <w:r>
+        <w:rPr>
+          <w:rFonts w:eastAsia="Times New Roman"/>
+          <w:lang w:eastAsia="bg-BG"/>
+        </w:rPr>
+        <w:t>Основният елемент на RGB осветителните системи е RGB светодиодът. Светодиодът (LED – Light Emitting Diode) представлява полупроводников електронен компонент, който излъчва светлина при протичане на електрически ток през него. Това явление се дължи на процеса на електролуминисценция, при който електроните в полупроводниковия материал преминават от по-високо към по-ниско енергийно ниво и освобождават енергия под формата на светлина.</w:t>
+      </w:r>
+    </w:p>
+    <w:p>
+      <w:pPr>
+        <w:spacing w:before="100" w:beforeAutospacing="1" w:after="100" w:afterAutospacing="1" w:line="240" w:lineRule="auto"/>
+        <w:ind w:firstLine="0"/>
+        <w:jc w:val="left"/>
+        <w:rPr>
+          <w:rFonts w:eastAsia="Times New Roman"/>
+          <w:lang w:eastAsia="bg-BG"/>
+        </w:rPr>
+      </w:pPr>
+      <w:r>
+        <w:rPr>
+          <w:rFonts w:eastAsia="Times New Roman"/>
+          <w:lang w:eastAsia="bg-BG"/>
+        </w:rPr>
+        <w:t>RGB светодиодът всъщност съдържа три отделни светодиода в един корпус – червен, зелен и син. Всеки от тези диоди може да бъде управляван независимо чрез подаване на различна стойност на електрическия ток. Чрез промяна на яркостта на всеки цветен канал се получават различни цветови комбинации. Например при активиране само на червения канал се получава червена светлина, при активиране на зеления – зелена, а при активиране на синия – синя. Когато се комбинират различни стойности на трите канала, могат да се получат множество различни цветове.</w:t>
+      </w:r>
+    </w:p>
+    <w:p>
+      <w:pPr>
+        <w:spacing w:before="100" w:beforeAutospacing="1" w:after="100" w:afterAutospacing="1" w:line="240" w:lineRule="auto"/>
+        <w:ind w:firstLine="0"/>
+        <w:jc w:val="left"/>
+        <w:rPr>
+          <w:rFonts w:eastAsia="Times New Roman"/>
+          <w:lang w:eastAsia="bg-BG"/>
+        </w:rPr>
+      </w:pPr>
+      <w:r>
+        <w:rPr>
+          <w:rFonts w:eastAsia="Times New Roman"/>
+          <w:lang w:eastAsia="bg-BG"/>
+        </w:rPr>
+        <w:t>При еднаква максимална яркост на трите канала се получава бял цвят. Ако стойностите са по-ниски, но равни, се получава по-слаб бял оттенък. Чрез промяна на съотношението между трите канала могат да се създадат милиони различни цветове. В цифровите системи, използващи 8-битова резолюция за всеки канал, са възможни повече от 16 милиона цветови комбинации.</w:t>
+      </w:r>
+    </w:p>
+    <w:p>
+      <w:pPr>
+        <w:spacing w:before="100" w:beforeAutospacing="1" w:after="100" w:afterAutospacing="1" w:line="240" w:lineRule="auto"/>
+        <w:ind w:firstLine="0"/>
+        <w:jc w:val="left"/>
+        <w:rPr>
+          <w:rFonts w:eastAsia="Times New Roman"/>
+          <w:lang w:eastAsia="bg-BG"/>
+        </w:rPr>
+      </w:pPr>
+      <w:r>
+        <w:rPr>
+          <w:rFonts w:eastAsia="Times New Roman"/>
+          <w:lang w:eastAsia="bg-BG"/>
+        </w:rPr>
+        <w:t xml:space="preserve">RGB осветлението често се реализира под формата на LED ленти. RGB LED лентата представлява гъвкава печатна платка, върху която са монтирани множество RGB светодиоди. Тези светодиоди са организирани в повтарящи се сегменти, които </w:t>
+      </w:r>
+      <w:r>
+        <w:rPr>
+          <w:rFonts w:eastAsia="Times New Roman"/>
+          <w:lang w:eastAsia="bg-BG"/>
+        </w:rPr>
+        <w:lastRenderedPageBreak/>
+        <w:t>обикновено се състоят от три светодиода и резистори за ограничаване на тока. Лентата се захранва чрез постоянен източник на напрежение, който най-често е 12 V или 5 V, в зависимост от типа на използваната LED лента.</w:t>
+      </w:r>
+    </w:p>
+    <w:p>
+      <w:pPr>
+        <w:spacing w:before="100" w:beforeAutospacing="1" w:after="100" w:afterAutospacing="1" w:line="240" w:lineRule="auto"/>
+        <w:ind w:firstLine="0"/>
+        <w:jc w:val="left"/>
+        <w:rPr>
+          <w:rFonts w:eastAsia="Times New Roman"/>
+          <w:lang w:eastAsia="bg-BG"/>
+        </w:rPr>
+      </w:pPr>
+      <w:r>
+        <w:rPr>
+          <w:rFonts w:eastAsia="Times New Roman"/>
+          <w:lang w:eastAsia="bg-BG"/>
+        </w:rPr>
+        <w:t>RGB LED лентите могат да бъдат разделени на два основни типа – аналогови и адресируеми. При аналоговите RGB LED ленти всички светодиоди от един цветен канал са свързани заедно, което означава, че целият участък от лентата свети с един и същ цвят. Управлението на цвета се осъществява чрез регулиране на яркостта на трите цветни канала. При адресируемите LED ленти всеки светодиод може да бъде управляван индивидуално, което позволява създаването на сложни светлинни ефекти и анимации. В настоящия проект се използва аналогова RGB LED лента, при която всички светодиоди светят с един и същ цвят.</w:t>
+      </w:r>
+    </w:p>
+    <w:p>
+      <w:pPr>
+        <w:spacing w:before="100" w:beforeAutospacing="1" w:after="100" w:afterAutospacing="1" w:line="240" w:lineRule="auto"/>
+        <w:ind w:firstLine="0"/>
+        <w:jc w:val="left"/>
+        <w:rPr>
+          <w:rFonts w:eastAsia="Times New Roman"/>
+          <w:lang w:eastAsia="bg-BG"/>
+        </w:rPr>
+      </w:pPr>
+      <w:r>
+        <w:rPr>
+          <w:rFonts w:eastAsia="Times New Roman"/>
+          <w:lang w:eastAsia="bg-BG"/>
+        </w:rPr>
+        <w:t>Контролът на RGB LED осветлението се осъществява чрез регулиране на яркостта на всеки цветен канал. Това най-често се реализира чрез широчинно-импулсна модулация (PWM), която позволява управление на средната мощност, подавана към светодиодите. Чрез промяна на коефициента на запълване на PWM сигнала се регулира яркостта на съответния канал, което води до промяна на крайния цвят.</w:t>
+      </w:r>
+    </w:p>
+    <w:p>
+      <w:pPr>
+        <w:spacing w:before="100" w:beforeAutospacing="1" w:after="100" w:afterAutospacing="1" w:line="240" w:lineRule="auto"/>
+        <w:ind w:firstLine="0"/>
+        <w:jc w:val="left"/>
+        <w:rPr>
+          <w:rFonts w:eastAsia="Times New Roman"/>
+          <w:lang w:eastAsia="bg-BG"/>
+        </w:rPr>
+      </w:pPr>
+      <w:r>
+        <w:rPr>
+          <w:rFonts w:eastAsia="Times New Roman"/>
+          <w:lang w:eastAsia="bg-BG"/>
+        </w:rPr>
+        <w:t>RGB LED осветлението има множество предимства, които го правят подходящо за използване в интелигентни осветителни системи. Едно от основните предимства е възможността за създаване на широк спектър от цветове чрез управление на само три светлинни компонента. Освен това LED технологията е енергийно ефективна, има дълъг експлоатационен живот и отделя сравнително малко топлина в сравнение с традиционните осветителни технологии.</w:t>
+      </w:r>
+    </w:p>
+    <w:p>
+      <w:pPr>
+        <w:spacing w:before="100" w:beforeAutospacing="1" w:after="100" w:afterAutospacing="1" w:line="240" w:lineRule="auto"/>
+        <w:ind w:firstLine="0"/>
+        <w:jc w:val="left"/>
+        <w:rPr>
+          <w:rFonts w:eastAsia="Times New Roman"/>
+          <w:lang w:eastAsia="bg-BG"/>
+        </w:rPr>
+      </w:pPr>
+      <w:r>
+        <w:rPr>
+          <w:rFonts w:eastAsia="Times New Roman"/>
+          <w:lang w:eastAsia="bg-BG"/>
+        </w:rPr>
+        <w:t>В контекста на разработения проект RGB LED осветлението служи като основен изходен елемент на системата. Чрез управление на яркостта на червения, зеления и синия канал микроконтролерът може да възпроизвежда различни цветове в зависимост от избора на потребителя. Избраният цвят се подава от уеб интерфейса, преобразува се в RGB стойности и се изпраща към Arduino чрез Bluetooth комуникация. След това микроконтролерът генерира съответните PWM сигнали, които управляват RGB LED лентата и променят цвета на осветлението в реално време.</w:t>
+      </w:r>
+    </w:p>
+    <w:p>
+      <w:pPr>
+        <w:spacing w:before="100" w:beforeAutospacing="1" w:after="100" w:afterAutospacing="1" w:line="240" w:lineRule="auto"/>
+        <w:ind w:firstLine="0"/>
+        <w:jc w:val="left"/>
+        <w:rPr>
+          <w:rFonts w:eastAsia="Times New Roman"/>
+          <w:lang w:eastAsia="bg-BG"/>
+        </w:rPr>
+      </w:pPr>
+      <w:r>
+        <w:rPr>
+          <w:rFonts w:eastAsia="Times New Roman"/>
+          <w:lang w:eastAsia="bg-BG"/>
+        </w:rPr>
+        <w:t>По този начин RGB LED технологията позволява реализиране на гъвкаво, енергийно ефективно и визуално привлекателно осветление, което може лесно да бъде интегрирано в системи за интелигентен дом и други автоматизирани решения.</w:t>
+      </w:r>
+    </w:p>
+    <w:p>
+      <w:pPr>
+        <w:pStyle w:val="Heading2"/>
+        <w:rPr>
+          <w:rFonts w:eastAsia="Times New Roman"/>
+          <w:lang w:eastAsia="bg-BG"/>
+        </w:rPr>
+      </w:pPr>
+      <w:r>
+        <w:rPr>
+          <w:rFonts w:eastAsia="Times New Roman"/>
+          <w:lang w:eastAsia="bg-BG"/>
+        </w:rPr>
+        <w:t xml:space="preserve"> Bluetooth комуникация</w:t>
+      </w:r>
+    </w:p>
+    <w:p>
+      <w:pPr>
+        <w:spacing w:before="100" w:beforeAutospacing="1" w:after="100" w:afterAutospacing="1" w:line="240" w:lineRule="auto"/>
+        <w:ind w:firstLine="0"/>
+        <w:jc w:val="left"/>
+        <w:rPr>
+          <w:rFonts w:eastAsia="Times New Roman"/>
+          <w:lang w:eastAsia="bg-BG"/>
+        </w:rPr>
+      </w:pPr>
+      <w:r>
+        <w:rPr>
+          <w:rFonts w:eastAsia="Times New Roman"/>
+          <w:lang w:eastAsia="bg-BG"/>
+        </w:rPr>
+        <w:t>Bluetooth комуникацията представлява безжична технология за обмен на данни на кратки разстояния между електронни устройства. Тя е разработена с цел осигуряване на надеждна и енергийно ефективна комуникация между различни устройства без необходимост от физическа връзка чрез кабели. Bluetooth технологията е широко използвана в съвременните мобилни устройства, компютри, аудио системи, периферни устройства и различни IoT решения.</w:t>
+      </w:r>
+    </w:p>
+    <w:p>
+      <w:pPr>
+        <w:spacing w:before="100" w:beforeAutospacing="1" w:after="100" w:afterAutospacing="1" w:line="240" w:lineRule="auto"/>
+        <w:ind w:firstLine="0"/>
+        <w:jc w:val="left"/>
+        <w:rPr>
+          <w:rFonts w:eastAsia="Times New Roman"/>
+          <w:lang w:eastAsia="bg-BG"/>
+        </w:rPr>
+      </w:pPr>
+      <w:r>
+        <w:rPr>
+          <w:rFonts w:eastAsia="Times New Roman"/>
+          <w:lang w:eastAsia="bg-BG"/>
+        </w:rPr>
+        <w:t xml:space="preserve">Bluetooth работи в честотния диапазон около 2.4 GHz, който е част от индустриалния, научния и медицинския (ISM) радиочестотен спектър. Този диапазон е свободен за </w:t>
+      </w:r>
+      <w:r>
+        <w:rPr>
+          <w:rFonts w:eastAsia="Times New Roman"/>
+          <w:lang w:eastAsia="bg-BG"/>
+        </w:rPr>
+        <w:lastRenderedPageBreak/>
+        <w:t>използване в повечето държави, което позволява широкото разпространение на Bluetooth устройствата. Комуникацията се осъществява чрез радиосигнали, които позволяват обмен на информация между устройства, намиращи се на разстояние обикновено до около 10 метра, в зависимост от мощността на предавателя и условията на средата.</w:t>
+      </w:r>
+    </w:p>
+    <w:p>
+      <w:pPr>
+        <w:spacing w:before="100" w:beforeAutospacing="1" w:after="100" w:afterAutospacing="1" w:line="240" w:lineRule="auto"/>
+        <w:ind w:firstLine="0"/>
+        <w:jc w:val="left"/>
+        <w:rPr>
+          <w:rFonts w:eastAsia="Times New Roman"/>
+          <w:lang w:eastAsia="bg-BG"/>
+        </w:rPr>
+      </w:pPr>
+      <w:r>
+        <w:rPr>
+          <w:rFonts w:eastAsia="Times New Roman"/>
+          <w:lang w:eastAsia="bg-BG"/>
+        </w:rPr>
+        <w:t>Една от основните характеристики на Bluetooth технологията е възможността за създаване на безжична връзка между устройства чрез процес, известен като сдвояване (pairing). При този процес две устройства обменят идентификационна информация и установяват сигурна комуникационна връзка. След успешното сдвояване устройствата могат да обменят данни автоматично при установяване на връзката.</w:t>
+      </w:r>
+    </w:p>
+    <w:p>
+      <w:pPr>
+        <w:spacing w:before="100" w:beforeAutospacing="1" w:after="100" w:afterAutospacing="1" w:line="240" w:lineRule="auto"/>
+        <w:ind w:firstLine="0"/>
+        <w:jc w:val="left"/>
+        <w:rPr>
+          <w:rFonts w:eastAsia="Times New Roman"/>
+          <w:lang w:eastAsia="bg-BG"/>
+        </w:rPr>
+      </w:pPr>
+      <w:r>
+        <w:rPr>
+          <w:rFonts w:eastAsia="Times New Roman"/>
+          <w:lang w:eastAsia="bg-BG"/>
+        </w:rPr>
+        <w:t>В микроконтролерните системи Bluetooth комуникацията често се реализира чрез специализирани модули, които осигуряват връзка между микроконтролера и други устройства като компютри, смартфони или други контролери. Един от най-често използваните Bluetooth модули в Arduino проектите е HC-05. Този модул е популярен поради своята лесна интеграция, надеждна работа и сравнително ниска цена.</w:t>
+      </w:r>
+    </w:p>
+    <w:p>
+      <w:pPr>
+        <w:spacing w:before="100" w:beforeAutospacing="1" w:after="100" w:afterAutospacing="1" w:line="240" w:lineRule="auto"/>
+        <w:ind w:firstLine="0"/>
+        <w:jc w:val="left"/>
+        <w:rPr>
+          <w:rFonts w:eastAsia="Times New Roman"/>
+          <w:lang w:eastAsia="bg-BG"/>
+        </w:rPr>
+      </w:pPr>
+      <w:r>
+        <w:rPr>
+          <w:rFonts w:eastAsia="Times New Roman"/>
+          <w:lang w:eastAsia="bg-BG"/>
+        </w:rPr>
+        <w:t>Bluetooth модулът HC-05 може да работи в два основни режима – master и slave. В режим master модулът може да инициира връзка с други Bluetooth устройства, докато в режим slave той приема входящи връзки от други устройства. В повечето Arduino приложения модулът се използва в режим slave, като приема данни от външно устройство, например компютър или мобилно приложение.</w:t>
+      </w:r>
+    </w:p>
+    <w:p>
+      <w:pPr>
+        <w:spacing w:before="100" w:beforeAutospacing="1" w:after="100" w:afterAutospacing="1" w:line="240" w:lineRule="auto"/>
+        <w:ind w:firstLine="0"/>
+        <w:jc w:val="left"/>
+        <w:rPr>
+          <w:rFonts w:eastAsia="Times New Roman"/>
+          <w:lang w:eastAsia="bg-BG"/>
+        </w:rPr>
+      </w:pPr>
+      <w:r>
+        <w:rPr>
+          <w:rFonts w:eastAsia="Times New Roman"/>
+          <w:lang w:eastAsia="bg-BG"/>
+        </w:rPr>
+        <w:t>Комуникацията между Bluetooth модула и микроконтролера се осъществява чрез сериен интерфейс, известен като UART (Universal Asynchronous Receiver-Transmitter). Този интерфейс използва две основни линии – TX (Transmit) и RX (Receive). Линията TX се използва за изпращане на данни, докато RX служи за приемане на данни. По този начин микроконтролерът може да обменя информация с Bluetooth модула чрез сериен комуникационен канал.</w:t>
+      </w:r>
+    </w:p>
+    <w:p>
+      <w:pPr>
+        <w:spacing w:before="100" w:beforeAutospacing="1" w:after="100" w:afterAutospacing="1" w:line="240" w:lineRule="auto"/>
+        <w:ind w:firstLine="0"/>
+        <w:jc w:val="left"/>
+        <w:rPr>
+          <w:rFonts w:eastAsia="Times New Roman"/>
+          <w:lang w:eastAsia="bg-BG"/>
+        </w:rPr>
+      </w:pPr>
+      <w:r>
+        <w:rPr>
+          <w:rFonts w:eastAsia="Times New Roman"/>
+          <w:lang w:eastAsia="bg-BG"/>
+        </w:rPr>
+        <w:t>Важен параметър на серийната комуникация е скоростта на предаване на данните, която се измерва в битове в секунда (baud rate). При Bluetooth модулите като HC-05 често се използва стандартна скорост от 9600 bps, която е достатъчна за повечето приложения за управление на устройства. Тази скорост осигурява надеждно предаване на данни без значителни закъснения.</w:t>
+      </w:r>
+    </w:p>
+    <w:p>
+      <w:pPr>
+        <w:spacing w:before="100" w:beforeAutospacing="1" w:after="100" w:afterAutospacing="1" w:line="240" w:lineRule="auto"/>
+        <w:ind w:firstLine="0"/>
+        <w:jc w:val="left"/>
+        <w:rPr>
+          <w:rFonts w:eastAsia="Times New Roman"/>
+          <w:lang w:eastAsia="bg-BG"/>
+        </w:rPr>
+      </w:pPr>
+      <w:r>
+        <w:rPr>
+          <w:rFonts w:eastAsia="Times New Roman"/>
+          <w:lang w:eastAsia="bg-BG"/>
+        </w:rPr>
+        <w:t>В контекста на разработената система Bluetooth комуникацията играе ключова роля при предаването на цветова информация от софтуерния слой към микроконтролера. Потребителят избира желан цвят чрез уеб интерфейса, след което тази информация се обработва от софтуерния модул и се преобразува в RGB стойности. Получените стойности се изпращат като текстов пакет чрез Bluetooth връзка към Arduino микроконтролера.</w:t>
+      </w:r>
+    </w:p>
+    <w:p>
+      <w:pPr>
+        <w:spacing w:before="100" w:beforeAutospacing="1" w:after="100" w:afterAutospacing="1" w:line="240" w:lineRule="auto"/>
+        <w:ind w:firstLine="0"/>
+        <w:jc w:val="left"/>
+        <w:rPr>
+          <w:rFonts w:eastAsia="Times New Roman"/>
+          <w:lang w:eastAsia="bg-BG"/>
+        </w:rPr>
+      </w:pPr>
+      <w:r>
+        <w:rPr>
+          <w:rFonts w:eastAsia="Times New Roman"/>
+          <w:lang w:eastAsia="bg-BG"/>
+        </w:rPr>
+        <w:t>След получаване на данните Arduino анализира пакета и извлича стойностите на трите цветни компонента – червен, зелен и син. Тези стойности се използват за генериране на PWM сигнали, които управляват яркостта на съответните канали на RGB LED лентата. По този начин Bluetooth връзката осигурява безжична комуникация между софтуерната и хардуерната част на системата.</w:t>
+      </w:r>
+    </w:p>
+    <w:p>
+      <w:pPr>
+        <w:spacing w:before="100" w:beforeAutospacing="1" w:after="100" w:afterAutospacing="1" w:line="240" w:lineRule="auto"/>
+        <w:ind w:firstLine="0"/>
+        <w:jc w:val="left"/>
+        <w:rPr>
+          <w:rFonts w:eastAsia="Times New Roman"/>
+          <w:lang w:eastAsia="bg-BG"/>
+        </w:rPr>
+      </w:pPr>
+      <w:r>
+        <w:rPr>
+          <w:rFonts w:eastAsia="Times New Roman"/>
+          <w:lang w:eastAsia="bg-BG"/>
+        </w:rPr>
+        <w:lastRenderedPageBreak/>
+        <w:t>Използването на Bluetooth технология в проекта има редица предимства. Тя позволява безжично управление на осветлението, което увеличава удобството за потребителя и премахва необходимостта от физическа връзка между устройствата. Освен това Bluetooth комуникацията е сравнително лесна за реализация, изисква малко допълнителен хардуер и осигурява достатъчна скорост и надеждност за управление на осветителни системи.</w:t>
+      </w:r>
+    </w:p>
+    <w:p>
+      <w:pPr>
+        <w:spacing w:before="100" w:beforeAutospacing="1" w:after="100" w:afterAutospacing="1" w:line="240" w:lineRule="auto"/>
+        <w:ind w:firstLine="0"/>
+        <w:jc w:val="left"/>
+        <w:rPr>
+          <w:rFonts w:eastAsia="Times New Roman"/>
+          <w:lang w:eastAsia="bg-BG"/>
+        </w:rPr>
+      </w:pPr>
+      <w:r>
+        <w:rPr>
+          <w:rFonts w:eastAsia="Times New Roman"/>
+          <w:lang w:eastAsia="bg-BG"/>
+        </w:rPr>
+        <w:t>Благодарение на тези характеристики Bluetooth технологията е подходящ избор за реализацията на системи за интелигентен дом и различни IoT приложения, при които е необходимо безжично управление на електронни устройства. В разработения проект тя осигурява ефективна връзка между уеб интерфейса и микроконтролера, което позволява динамично управление на RGB осветлението в реално време.</w:t>
+      </w:r>
+    </w:p>
+    <w:p>
+      <w:pPr>
+        <w:pStyle w:val="Heading2"/>
+        <w:rPr>
+          <w:rFonts w:eastAsia="Times New Roman"/>
+          <w:lang w:eastAsia="bg-BG"/>
+        </w:rPr>
+      </w:pPr>
+      <w:r>
+        <w:rPr>
+          <w:rFonts w:eastAsia="Times New Roman"/>
+          <w:lang w:eastAsia="bg-BG"/>
+        </w:rPr>
+        <w:t xml:space="preserve"> Уеб интерфейси за управление</w:t>
+      </w:r>
+    </w:p>
+    <w:p>
+      <w:pPr>
+        <w:spacing w:before="100" w:beforeAutospacing="1" w:after="100" w:afterAutospacing="1" w:line="240" w:lineRule="auto"/>
+        <w:ind w:firstLine="0"/>
+        <w:jc w:val="left"/>
+        <w:rPr>
+          <w:rFonts w:eastAsia="Times New Roman"/>
+          <w:lang w:eastAsia="bg-BG"/>
+        </w:rPr>
+      </w:pPr>
+      <w:r>
+        <w:rPr>
+          <w:rFonts w:eastAsia="Times New Roman"/>
+          <w:lang w:eastAsia="bg-BG"/>
+        </w:rPr>
+        <w:t>Уеб интерфейсът представлява графична среда, чрез която потребителят може да взаимодейства със софтуерна или хардуерна система чрез уеб браузър. Този тип интерфейс позволява управление на различни устройства и приложения чрез стандартни уеб технологии, без необходимост от инсталиране на специализиран софтуер. Поради своята достъпност и гъвкавост уеб интерфейсите се използват широко в системи за управление на устройства, включително в системи за интелигентен дом и Internet of Things (IoT) приложения.</w:t>
+      </w:r>
+    </w:p>
+    <w:p>
+      <w:pPr>
+        <w:spacing w:before="100" w:beforeAutospacing="1" w:after="100" w:afterAutospacing="1" w:line="240" w:lineRule="auto"/>
+        <w:ind w:firstLine="0"/>
+        <w:jc w:val="left"/>
+        <w:rPr>
+          <w:rFonts w:eastAsia="Times New Roman"/>
+          <w:lang w:eastAsia="bg-BG"/>
+        </w:rPr>
+      </w:pPr>
+      <w:r>
+        <w:rPr>
+          <w:rFonts w:eastAsia="Times New Roman"/>
+          <w:lang w:eastAsia="bg-BG"/>
+        </w:rPr>
+        <w:t>Основата на всеки уеб интерфейс се състои от няколко основни технологии – HTML, CSS и JavaScript. HTML (HyperText Markup Language) се използва за създаване на структурата на уеб страницата. Чрез него се дефинират различните елементи на интерфейса като бутони, полета за въвеждане, менюта и други интерактивни компоненти. CSS (Cascading Style Sheets) се използва за визуалното оформление на страницата, като определя цветовете, шрифтовете, подредбата и общия външен вид на елементите. JavaScript добавя динамичност към интерфейса, като позволява изпълнение на различни функции, обработка на потребителски действия и взаимодействие със сървъра или други софтуерни компоненти.</w:t>
+      </w:r>
+    </w:p>
+    <w:p>
+      <w:pPr>
+        <w:spacing w:before="100" w:beforeAutospacing="1" w:after="100" w:afterAutospacing="1" w:line="240" w:lineRule="auto"/>
+        <w:ind w:firstLine="0"/>
+        <w:jc w:val="left"/>
+        <w:rPr>
+          <w:rFonts w:eastAsia="Times New Roman"/>
+          <w:lang w:eastAsia="bg-BG"/>
+        </w:rPr>
+      </w:pPr>
+      <w:r>
+        <w:rPr>
+          <w:rFonts w:eastAsia="Times New Roman"/>
+          <w:lang w:eastAsia="bg-BG"/>
+        </w:rPr>
+        <w:t>Една от основните цели на уеб интерфейса е да осигури удобен и интуитивен начин за управление на системата от страна на потребителя. Добре проектираният интерфейс позволява лесно взаимодействие с устройството, като намалява сложността на управлението и прави системата по-достъпна за потребители без специализирани технически познания. Това е особено важно при системи за интелигентен дом, където удобството и бързият достъп до функциите са от съществено значение.</w:t>
+      </w:r>
+    </w:p>
+    <w:p>
+      <w:pPr>
+        <w:spacing w:before="100" w:beforeAutospacing="1" w:after="100" w:afterAutospacing="1" w:line="240" w:lineRule="auto"/>
+        <w:ind w:firstLine="0"/>
+        <w:jc w:val="left"/>
+        <w:rPr>
+          <w:rFonts w:eastAsia="Times New Roman"/>
+          <w:lang w:eastAsia="bg-BG"/>
+        </w:rPr>
+      </w:pPr>
+      <w:r>
+        <w:rPr>
+          <w:rFonts w:eastAsia="Times New Roman"/>
+          <w:lang w:eastAsia="bg-BG"/>
+        </w:rPr>
+        <w:t>При управление на RGB осветление уеб интерфейсът често включва специализиран елемент, наречен color picker. Color picker представлява интерактивен инструмент, който позволява на потребителя визуално да избере желания цвят от цветова палитра. След избора на цвят инструментът автоматично генерира съответната цветова стойност, обикновено във формат HEX или RGB. Тази стойност може след това да бъде използвана от системата за управление на осветлението.</w:t>
+      </w:r>
+    </w:p>
+    <w:p>
+      <w:pPr>
+        <w:spacing w:before="100" w:beforeAutospacing="1" w:after="100" w:afterAutospacing="1" w:line="240" w:lineRule="auto"/>
+        <w:ind w:firstLine="0"/>
+        <w:jc w:val="left"/>
+        <w:rPr>
+          <w:rFonts w:eastAsia="Times New Roman"/>
+          <w:lang w:eastAsia="bg-BG"/>
+        </w:rPr>
+      </w:pPr>
+      <w:r>
+        <w:rPr>
+          <w:rFonts w:eastAsia="Times New Roman"/>
+          <w:lang w:eastAsia="bg-BG"/>
+        </w:rPr>
+        <w:t xml:space="preserve">След като потребителят избере определен цвят чрез интерфейса, информацията за този цвят трябва да бъде предадена към системата за управление. Това обикновено се </w:t>
+      </w:r>
+      <w:r>
+        <w:rPr>
+          <w:rFonts w:eastAsia="Times New Roman"/>
+          <w:lang w:eastAsia="bg-BG"/>
+        </w:rPr>
+        <w:lastRenderedPageBreak/>
+        <w:t>реализира чрез изпращане на данни от уеб страницата към софтуерен компонент, който обработва получената информация. В много случаи тази комуникация се осъществява чрез HTTP заявки или други механизми за обмен на данни между уеб приложението и управляващия софтуер.</w:t>
+      </w:r>
+    </w:p>
+    <w:p>
+      <w:pPr>
+        <w:spacing w:before="100" w:beforeAutospacing="1" w:after="100" w:afterAutospacing="1" w:line="240" w:lineRule="auto"/>
+        <w:ind w:firstLine="0"/>
+        <w:jc w:val="left"/>
+        <w:rPr>
+          <w:rFonts w:eastAsia="Times New Roman"/>
+          <w:lang w:eastAsia="bg-BG"/>
+        </w:rPr>
+      </w:pPr>
+      <w:r>
+        <w:rPr>
+          <w:rFonts w:eastAsia="Times New Roman"/>
+          <w:lang w:eastAsia="bg-BG"/>
+        </w:rPr>
+        <w:t>В разработения проект уеб интерфейсът играе ролята на основен контролен панел за управление на RGB осветлението. Чрез него потребителят може да избере желания цвят на осветлението, като използва графичния color picker елемент. След избора на цвят системата генерира съответната HEX стойност, която се изпраща към софтуерния модул, написан на Python. Този модул извършва преобразуване на HEX стойността в RGB формат и подготвя данните за изпращане към микроконтролера чрез Bluetooth комуникация.</w:t>
+      </w:r>
+    </w:p>
+    <w:p>
+      <w:pPr>
+        <w:spacing w:before="100" w:beforeAutospacing="1" w:after="100" w:afterAutospacing="1" w:line="240" w:lineRule="auto"/>
+        <w:ind w:firstLine="0"/>
+        <w:jc w:val="left"/>
+        <w:rPr>
+          <w:rFonts w:eastAsia="Times New Roman"/>
+          <w:lang w:eastAsia="bg-BG"/>
+        </w:rPr>
+      </w:pPr>
+      <w:r>
+        <w:rPr>
+          <w:rFonts w:eastAsia="Times New Roman"/>
+          <w:lang w:eastAsia="bg-BG"/>
+        </w:rPr>
+        <w:t>Едно от основните предимства на използването на уеб интерфейс е неговата универсалност. Потребителят може да достъпва системата чрез различни устройства като компютри, лаптопи, таблети или смартфони, стига те да разполагат с уеб браузър. Това прави управлението на системата по-гъвкаво и удобно, без да е необходимо използването на специфично приложение за всяко устройство.</w:t>
+      </w:r>
+    </w:p>
+    <w:p>
+      <w:pPr>
+        <w:spacing w:before="100" w:beforeAutospacing="1" w:after="100" w:afterAutospacing="1" w:line="240" w:lineRule="auto"/>
+        <w:ind w:firstLine="0"/>
+        <w:jc w:val="left"/>
+        <w:rPr>
+          <w:rFonts w:eastAsia="Times New Roman"/>
+          <w:lang w:eastAsia="bg-BG"/>
+        </w:rPr>
+      </w:pPr>
+      <w:r>
+        <w:rPr>
+          <w:rFonts w:eastAsia="Times New Roman"/>
+          <w:lang w:eastAsia="bg-BG"/>
+        </w:rPr>
+        <w:t>Освен това уеб интерфейсите позволяват лесно разширяване и добавяне на нови функционалности. Например към интерфейса могат да бъдат добавени допълнителни бутони за предварително зададени цветове, контрол на яркостта, избор на различни светлинни ефекти или автоматични сценарии. Тази гъвкавост прави уеб базираното управление подходящо решение за системи за интелигентно осветление и други автоматизирани системи.</w:t>
+      </w:r>
+    </w:p>
+    <w:p>
+      <w:pPr>
+        <w:spacing w:before="100" w:beforeAutospacing="1" w:after="100" w:afterAutospacing="1" w:line="240" w:lineRule="auto"/>
+        <w:ind w:firstLine="0"/>
+        <w:jc w:val="left"/>
+        <w:rPr>
+          <w:rFonts w:eastAsia="Times New Roman"/>
+          <w:lang w:eastAsia="bg-BG"/>
+        </w:rPr>
+      </w:pPr>
+      <w:r>
+        <w:rPr>
+          <w:rFonts w:eastAsia="Times New Roman"/>
+          <w:lang w:eastAsia="bg-BG"/>
+        </w:rPr>
+        <w:t>В заключение уеб интерфейсът представлява важен компонент от цялостната архитектура на системата. Той осигурява връзката между потребителя и хардуерната част на проекта, като позволява интуитивно управление на RGB осветлението. Чрез използването на стандартни уеб технологии системата става лесна за използване, достъпна от различни устройства и подходяща за интеграция в съвременни Smart Home решения.</w:t>
+      </w:r>
+    </w:p>
+    <w:p>
+      <w:pPr>
+        <w:pStyle w:val="Heading2"/>
+        <w:rPr>
+          <w:rFonts w:eastAsia="Times New Roman"/>
+          <w:lang w:eastAsia="bg-BG"/>
+        </w:rPr>
+      </w:pPr>
+      <w:r>
+        <w:rPr>
+          <w:rFonts w:eastAsia="Times New Roman"/>
+          <w:lang w:eastAsia="bg-BG"/>
+        </w:rPr>
+        <w:t>Python като междинен софтуерен слой</w:t>
+      </w:r>
+    </w:p>
+    <w:p>
+      <w:pPr>
+        <w:spacing w:before="100" w:beforeAutospacing="1" w:after="100" w:afterAutospacing="1" w:line="240" w:lineRule="auto"/>
+        <w:ind w:firstLine="0"/>
+        <w:jc w:val="left"/>
+        <w:rPr>
+          <w:rFonts w:eastAsia="Times New Roman"/>
+          <w:lang w:eastAsia="bg-BG"/>
+        </w:rPr>
+      </w:pPr>
+      <w:r>
+        <w:rPr>
+          <w:rFonts w:eastAsia="Times New Roman"/>
+          <w:lang w:eastAsia="bg-BG"/>
+        </w:rPr>
+        <w:t>Python е високонивоен език за програмиране, който се използва широко в различни области на софтуерната разработка, включително автоматизация, обработка на данни, уеб приложения и Internet of Things (IoT) системи. Езикът е създаден с цел да бъде лесен за четене и разбиране, което го прави подходящ както за начинаещи програмисти, така и за разработка на сложни системи. Благодарение на своя прост синтаксис и голям брой налични библиотеки Python е един от най-популярните езици за разработка на приложения, които взаимодействат с хардуерни устройства.</w:t>
+      </w:r>
+    </w:p>
+    <w:p>
+      <w:pPr>
+        <w:spacing w:before="100" w:beforeAutospacing="1" w:after="100" w:afterAutospacing="1" w:line="240" w:lineRule="auto"/>
+        <w:ind w:firstLine="0"/>
+        <w:jc w:val="left"/>
+        <w:rPr>
+          <w:rFonts w:eastAsia="Times New Roman"/>
+          <w:lang w:eastAsia="bg-BG"/>
+        </w:rPr>
+      </w:pPr>
+      <w:r>
+        <w:rPr>
+          <w:rFonts w:eastAsia="Times New Roman"/>
+          <w:lang w:eastAsia="bg-BG"/>
+        </w:rPr>
+        <w:t>В много IoT системи Python се използва като междинен софтуерен слой между потребителския интерфейс и хардуерните компоненти. Този междинен слой има за задача да приема данни от външни източници, да извършва обработка на информацията и да предава необходимите команди към управляващото устройство. По този начин Python играе ролята на посредник между софтуерната и хардуерната част на системата.</w:t>
+      </w:r>
+    </w:p>
+    <w:p>
+      <w:pPr>
+        <w:spacing w:before="100" w:beforeAutospacing="1" w:after="100" w:afterAutospacing="1" w:line="240" w:lineRule="auto"/>
+        <w:ind w:firstLine="0"/>
+        <w:jc w:val="left"/>
+        <w:rPr>
+          <w:rFonts w:eastAsia="Times New Roman"/>
+          <w:lang w:eastAsia="bg-BG"/>
+        </w:rPr>
+      </w:pPr>
+      <w:r>
+        <w:rPr>
+          <w:rFonts w:eastAsia="Times New Roman"/>
+          <w:lang w:eastAsia="bg-BG"/>
+        </w:rPr>
+        <w:lastRenderedPageBreak/>
+        <w:t>Една от основните функции на Python в разработения проект е обработката на цветова информация, получена от уеб интерфейса. Когато потребителят избере определен цвят чрез color picker инструмента, системата генерира съответната цветова стойност, обикновено във формат HEX. Тази стойност представлява шестнадесетично число, което кодира интензитета на червения, зеления и синия компонент на цвета.</w:t>
+      </w:r>
+    </w:p>
+    <w:p>
+      <w:pPr>
+        <w:spacing w:before="100" w:beforeAutospacing="1" w:after="100" w:afterAutospacing="1" w:line="240" w:lineRule="auto"/>
+        <w:ind w:firstLine="0"/>
+        <w:jc w:val="left"/>
+        <w:rPr>
+          <w:rFonts w:eastAsia="Times New Roman"/>
+          <w:lang w:eastAsia="bg-BG"/>
+        </w:rPr>
+      </w:pPr>
+      <w:r>
+        <w:rPr>
+          <w:rFonts w:eastAsia="Times New Roman"/>
+          <w:lang w:eastAsia="bg-BG"/>
+        </w:rPr>
+        <w:t>Python програмата приема тази HEX стойност и извършва преобразуването ѝ в RGB формат. RGB форматът се състои от три числови стойности, които определят интензитета на съответните цветни канали в диапазон от 0 до 255. Това преобразуване е необходимо, тъй като микроконтролерът използва именно тези стойности за управление на яркостта на RGB светодиодите чрез PWM сигнали.</w:t>
+      </w:r>
+    </w:p>
+    <w:p>
+      <w:pPr>
+        <w:spacing w:before="100" w:beforeAutospacing="1" w:after="100" w:afterAutospacing="1" w:line="240" w:lineRule="auto"/>
+        <w:ind w:firstLine="0"/>
+        <w:jc w:val="left"/>
+        <w:rPr>
+          <w:rFonts w:eastAsia="Times New Roman"/>
+          <w:lang w:eastAsia="bg-BG"/>
+        </w:rPr>
+      </w:pPr>
+      <w:r>
+        <w:rPr>
+          <w:rFonts w:eastAsia="Times New Roman"/>
+          <w:lang w:eastAsia="bg-BG"/>
+        </w:rPr>
+        <w:t xml:space="preserve">Освен обработката на цветовете Python програмата отговаря и за формирането на комуникационния пакет, който се изпраща към микроконтролера. Данните обикновено се форматират като текстов низ, съдържащ стойностите на трите цветни компонента. Например един пакет може да изглежда във формата </w:t>
+      </w:r>
+      <w:r>
+        <w:rPr>
+          <w:rFonts w:ascii="Courier New" w:eastAsia="Times New Roman" w:hAnsi="Courier New" w:cs="Courier New"/>
+          <w:sz w:val="20"/>
+          <w:szCs w:val="20"/>
+          <w:lang w:eastAsia="bg-BG"/>
+        </w:rPr>
+        <w:t>&lt;255,87,51&gt;</w:t>
+      </w:r>
+      <w:r>
+        <w:rPr>
+          <w:rFonts w:eastAsia="Times New Roman"/>
+          <w:lang w:eastAsia="bg-BG"/>
+        </w:rPr>
+        <w:t>, където всяка стойност представлява интензитета на съответния RGB канал.</w:t>
+      </w:r>
+    </w:p>
+    <w:p>
+      <w:pPr>
+        <w:spacing w:before="100" w:beforeAutospacing="1" w:after="100" w:afterAutospacing="1" w:line="240" w:lineRule="auto"/>
+        <w:ind w:firstLine="0"/>
+        <w:jc w:val="left"/>
+        <w:rPr>
+          <w:rFonts w:eastAsia="Times New Roman"/>
+          <w:lang w:eastAsia="bg-BG"/>
+        </w:rPr>
+      </w:pPr>
+      <w:r>
+        <w:rPr>
+          <w:rFonts w:eastAsia="Times New Roman"/>
+          <w:lang w:eastAsia="bg-BG"/>
+        </w:rPr>
+        <w:t>След като данните бъдат подготвени, Python ги изпраща към Arduino микроконтролера чрез сериен комуникационен интерфейс. За тази цел често се използва библиотеката pySerial, която позволява лесна комуникация със серийни портове. Чрез тази библиотека Python програмата може да отваря сериен порт, да изпраща данни и да получава информация от свързаното устройство.</w:t>
+      </w:r>
+    </w:p>
+    <w:p>
+      <w:pPr>
+        <w:spacing w:before="100" w:beforeAutospacing="1" w:after="100" w:afterAutospacing="1" w:line="240" w:lineRule="auto"/>
+        <w:ind w:firstLine="0"/>
+        <w:jc w:val="left"/>
+        <w:rPr>
+          <w:rFonts w:eastAsia="Times New Roman"/>
+          <w:lang w:eastAsia="bg-BG"/>
+        </w:rPr>
+      </w:pPr>
+      <w:r>
+        <w:rPr>
+          <w:rFonts w:eastAsia="Times New Roman"/>
+          <w:lang w:eastAsia="bg-BG"/>
+        </w:rPr>
+        <w:t>Използването на Python като междинен слой предоставя няколко важни предимства. Първо, то позволява ясно разделяне между различните части на системата – потребителския интерфейс, обработката на данните и хардуерното управление. Това улеснява разработката, поддръжката и бъдещото разширяване на системата. Второ, Python предлага богат набор от библиотеки и инструменти, които значително опростяват работата със серийна комуникация, обработка на данни и взаимодействие с други софтуерни компоненти.</w:t>
+      </w:r>
+    </w:p>
+    <w:p>
+      <w:pPr>
+        <w:spacing w:before="100" w:beforeAutospacing="1" w:after="100" w:afterAutospacing="1" w:line="240" w:lineRule="auto"/>
+        <w:ind w:firstLine="0"/>
+        <w:jc w:val="left"/>
+        <w:rPr>
+          <w:rFonts w:eastAsia="Times New Roman"/>
+          <w:lang w:eastAsia="bg-BG"/>
+        </w:rPr>
+      </w:pPr>
+      <w:r>
+        <w:rPr>
+          <w:rFonts w:eastAsia="Times New Roman"/>
+          <w:lang w:eastAsia="bg-BG"/>
+        </w:rPr>
+        <w:t>В контекста на настоящия проект Python изпълнява ролята на посредник между уеб интерфейса и Arduino микроконтролера. Той приема информацията за избрания цвят от потребителя, извършва необходимите преобразувания и изпраща подготвените данни към хардуерната система чрез Bluetooth комуникация. По този начин Python осигурява ефективна и надеждна връзка между различните компоненти на системата и позволява реализирането на динамично управление на RGB осветлението.</w:t>
+      </w:r>
+    </w:p>
+    <w:p>
+      <w:pPr>
+        <w:pStyle w:val="Heading2"/>
+        <w:rPr>
+          <w:rFonts w:eastAsia="Times New Roman"/>
+          <w:lang w:eastAsia="bg-BG"/>
+        </w:rPr>
+      </w:pPr>
+      <w:r>
+        <w:rPr>
+          <w:rFonts w:eastAsia="Times New Roman"/>
+          <w:lang w:eastAsia="bg-BG"/>
+        </w:rPr>
+        <w:t xml:space="preserve"> Интернет на нещата (IoT)</w:t>
+      </w:r>
+    </w:p>
+    <w:p>
+      <w:pPr>
+        <w:spacing w:before="100" w:beforeAutospacing="1" w:after="100" w:afterAutospacing="1" w:line="240" w:lineRule="auto"/>
+        <w:ind w:firstLine="0"/>
+        <w:jc w:val="left"/>
+        <w:rPr>
+          <w:rFonts w:eastAsia="Times New Roman"/>
+          <w:lang w:eastAsia="bg-BG"/>
+        </w:rPr>
+      </w:pPr>
+      <w:r>
+        <w:rPr>
+          <w:rFonts w:eastAsia="Times New Roman"/>
+          <w:lang w:eastAsia="bg-BG"/>
+        </w:rPr>
+        <w:t>Интернет на нещата (Internet of Things – IoT) представлява концепция за свързване на различни физически устройства към интернет с цел обмен на данни и автоматизирано управление. Тези устройства могат да включват сензори, микроконтролери, домашни уреди, осветителни системи, камери и много други електронни компоненти. Чрез свързването им към мрежа те могат да комуникират помежду си и да бъдат управлявани дистанционно чрез компютър, смартфон или друго интелигентно устройство.</w:t>
+      </w:r>
+    </w:p>
+    <w:p>
+      <w:pPr>
+        <w:spacing w:before="100" w:beforeAutospacing="1" w:after="100" w:afterAutospacing="1" w:line="240" w:lineRule="auto"/>
+        <w:ind w:firstLine="0"/>
+        <w:jc w:val="left"/>
+        <w:rPr>
+          <w:rFonts w:eastAsia="Times New Roman"/>
+          <w:lang w:eastAsia="bg-BG"/>
+        </w:rPr>
+      </w:pPr>
+      <w:r>
+        <w:rPr>
+          <w:rFonts w:eastAsia="Times New Roman"/>
+          <w:lang w:eastAsia="bg-BG"/>
+        </w:rPr>
+        <w:lastRenderedPageBreak/>
+        <w:t>Основната идея на IoT е да се създаде интелигентна среда, в която устройствата могат да събират информация от околната среда, да обработват тези данни и да реагират автоматично или по команда от потребителя. Това позволява по-ефективно управление на ресурси, подобряване на удобството за потребителите и създаване на по-интелигентни и автоматизирани системи.</w:t>
+      </w:r>
+    </w:p>
+    <w:p>
+      <w:pPr>
+        <w:spacing w:before="100" w:beforeAutospacing="1" w:after="100" w:afterAutospacing="1" w:line="240" w:lineRule="auto"/>
+        <w:ind w:firstLine="0"/>
+        <w:jc w:val="left"/>
+        <w:rPr>
+          <w:rFonts w:eastAsia="Times New Roman"/>
+          <w:lang w:eastAsia="bg-BG"/>
+        </w:rPr>
+      </w:pPr>
+      <w:r>
+        <w:rPr>
+          <w:rFonts w:eastAsia="Times New Roman"/>
+          <w:lang w:eastAsia="bg-BG"/>
+        </w:rPr>
+        <w:t>IoT системите обикновено се състоят от няколко основни компонента. Първият компонент са самите устройства, които съдържат микроконтролери, сензори или изпълнителни механизми. Тези устройства събират данни или изпълняват определени действия. Вторият компонент е комуникационната мрежа, която позволява обмен на информация между устройствата. Тази комуникация може да се осъществява чрез различни технологии като Wi-Fi, Bluetooth, Zigbee или други безжични протоколи. Третият компонент е софтуерният слой, който обработва данните и предоставя интерфейс за управление на системата.</w:t>
+      </w:r>
+    </w:p>
+    <w:p>
+      <w:pPr>
+        <w:spacing w:before="100" w:beforeAutospacing="1" w:after="100" w:afterAutospacing="1" w:line="240" w:lineRule="auto"/>
+        <w:ind w:firstLine="0"/>
+        <w:jc w:val="left"/>
+        <w:rPr>
+          <w:rFonts w:eastAsia="Times New Roman"/>
+          <w:lang w:eastAsia="bg-BG"/>
+        </w:rPr>
+      </w:pPr>
+      <w:r>
+        <w:rPr>
+          <w:rFonts w:eastAsia="Times New Roman"/>
+          <w:lang w:eastAsia="bg-BG"/>
+        </w:rPr>
+        <w:t>Едно от най-разпространените приложения на IoT технологиите е в системите за интелигентен дом (Smart Home). В тези системи различни устройства като осветление, отопление, охранителни системи и домакински уреди могат да бъдат свързани и управлявани чрез централизирана платформа. Потребителят може да контролира тези устройства дистанционно чрез мобилно приложение или уеб интерфейс, както и да създава автоматични сценарии за работа на системата.</w:t>
+      </w:r>
+    </w:p>
+    <w:p>
+      <w:pPr>
+        <w:spacing w:before="100" w:beforeAutospacing="1" w:after="100" w:afterAutospacing="1" w:line="240" w:lineRule="auto"/>
+        <w:ind w:firstLine="0"/>
+        <w:jc w:val="left"/>
+        <w:rPr>
+          <w:rFonts w:eastAsia="Times New Roman"/>
+          <w:lang w:eastAsia="bg-BG"/>
+        </w:rPr>
+      </w:pPr>
+      <w:r>
+        <w:rPr>
+          <w:rFonts w:eastAsia="Times New Roman"/>
+          <w:lang w:eastAsia="bg-BG"/>
+        </w:rPr>
+        <w:t>Например в една Smart Home система осветлението може да се включва автоматично при засичане на движение или да се регулира според времето от деня. По същия начин могат да се управляват и други устройства, което позволява по-голяма енергийна ефективност и удобство за потребителите.</w:t>
+      </w:r>
+    </w:p>
+    <w:p>
+      <w:pPr>
+        <w:spacing w:before="100" w:beforeAutospacing="1" w:after="100" w:afterAutospacing="1" w:line="240" w:lineRule="auto"/>
+        <w:ind w:firstLine="0"/>
+        <w:jc w:val="left"/>
+        <w:rPr>
+          <w:rFonts w:eastAsia="Times New Roman"/>
+          <w:lang w:eastAsia="bg-BG"/>
+        </w:rPr>
+      </w:pPr>
+      <w:r>
+        <w:rPr>
+          <w:rFonts w:eastAsia="Times New Roman"/>
+          <w:lang w:eastAsia="bg-BG"/>
+        </w:rPr>
+        <w:t>В контекста на настоящия проект системата за RGB амбиентно осветление може да се разглежда като част от IoT екосистема. Осветителната система използва микроконтролер, който управлява LED осветлението, както и безжична комуникация за обмен на данни с други устройства. Чрез уеб интерфейс потребителят може да избере желания цвят на осветлението, който след това се предава към микроконтролера за изпълнение.</w:t>
+      </w:r>
+    </w:p>
+    <w:p>
+      <w:pPr>
+        <w:spacing w:before="100" w:beforeAutospacing="1" w:after="100" w:afterAutospacing="1" w:line="240" w:lineRule="auto"/>
+        <w:ind w:firstLine="0"/>
+        <w:jc w:val="left"/>
+        <w:rPr>
+          <w:rFonts w:eastAsia="Times New Roman"/>
+          <w:lang w:eastAsia="bg-BG"/>
+        </w:rPr>
+      </w:pPr>
+      <w:r>
+        <w:rPr>
+          <w:rFonts w:eastAsia="Times New Roman"/>
+          <w:lang w:eastAsia="bg-BG"/>
+        </w:rPr>
+        <w:t>Въпреки че в настоящата реализация комуникацията се осъществява чрез Bluetooth, системата може лесно да бъде разширена и интегрирана в по-голяма IoT инфраструктура. Например към нея могат да бъдат добавени Wi-Fi модули, които да позволят управление през интернет или чрез мобилно приложение. Това би позволило контрол на осветлението от всяка точка с интернет достъп.</w:t>
+      </w:r>
+    </w:p>
+    <w:p>
+      <w:pPr>
+        <w:spacing w:before="100" w:beforeAutospacing="1" w:after="100" w:afterAutospacing="1" w:line="240" w:lineRule="auto"/>
+        <w:ind w:firstLine="0"/>
+        <w:jc w:val="left"/>
+        <w:rPr>
+          <w:rFonts w:eastAsia="Times New Roman"/>
+          <w:lang w:eastAsia="bg-BG"/>
+        </w:rPr>
+      </w:pPr>
+      <w:r>
+        <w:rPr>
+          <w:rFonts w:eastAsia="Times New Roman"/>
+          <w:lang w:eastAsia="bg-BG"/>
+        </w:rPr>
+        <w:t>Използването на IoT технологии предлага редица предимства. Сред тях са възможността за дистанционно управление на устройства, автоматизация на различни процеси, събиране и анализ на данни, както и подобряване на енергийната ефективност. Освен това IoT системите могат да бъдат разширявани с нови устройства и функционалности, което позволява създаването на гъвкави и мащабируеми решения.</w:t>
+      </w:r>
+    </w:p>
+    <w:p>
+      <w:pPr>
+        <w:spacing w:before="100" w:beforeAutospacing="1" w:after="100" w:afterAutospacing="1" w:line="240" w:lineRule="auto"/>
+        <w:ind w:firstLine="0"/>
+        <w:jc w:val="left"/>
+        <w:rPr>
+          <w:rFonts w:eastAsia="Times New Roman"/>
+          <w:lang w:eastAsia="bg-BG"/>
+        </w:rPr>
+      </w:pPr>
+      <w:r>
+        <w:rPr>
+          <w:rFonts w:eastAsia="Times New Roman"/>
+          <w:lang w:eastAsia="bg-BG"/>
+        </w:rPr>
+        <w:t xml:space="preserve">В заключение, Интернет на нещата представлява важна технологична концепция, която позволява интеграцията на различни електронни устройства в една обща мрежа. Тази интеграция създава възможности за разработка на интелигентни системи за управление, каквато е и системата за RGB амбиентно осветление, разработена в настоящия проект. </w:t>
+      </w:r>
+      <w:r>
+        <w:rPr>
+          <w:rFonts w:eastAsia="Times New Roman"/>
+          <w:lang w:eastAsia="bg-BG"/>
+        </w:rPr>
+        <w:lastRenderedPageBreak/>
+        <w:t>Чрез използването на безжична комуникация, микроконтролери и софтуерни интерфейси системата демонстрира основните принципи на IoT технологиите и тяхното приложение в съвременните Smart Home решения.</w:t>
+      </w:r>
+    </w:p>
+    <w:p>
+      <w:pPr>
+        <w:pStyle w:val="Heading2"/>
+        <w:rPr>
+          <w:rFonts w:eastAsia="Times New Roman"/>
+          <w:lang w:eastAsia="bg-BG"/>
+        </w:rPr>
+      </w:pPr>
+      <w:r>
+        <w:rPr>
+          <w:rFonts w:eastAsia="Times New Roman"/>
+          <w:lang w:eastAsia="bg-BG"/>
+        </w:rPr>
+        <w:t xml:space="preserve"> Енергийна ефективност на LED осветлението</w:t>
+      </w:r>
+    </w:p>
+    <w:p>
+      <w:pPr>
+        <w:spacing w:before="100" w:beforeAutospacing="1" w:after="100" w:afterAutospacing="1" w:line="240" w:lineRule="auto"/>
+        <w:ind w:firstLine="0"/>
+        <w:jc w:val="left"/>
+        <w:rPr>
+          <w:rFonts w:eastAsia="Times New Roman"/>
+          <w:lang w:eastAsia="bg-BG"/>
+        </w:rPr>
+      </w:pPr>
+      <w:r>
+        <w:rPr>
+          <w:rFonts w:eastAsia="Times New Roman"/>
+          <w:lang w:eastAsia="bg-BG"/>
+        </w:rPr>
+        <w:t>Енергийната ефективност е един от най-важните фактори при съвременните осветителни технологии. С нарастването на потреблението на електрическа енергия и необходимостта от намаляване на разходите и вредното въздействие върху околната среда, все по-голямо внимание се обръща на използването на енергийно ефективни източници на светлина. LED осветлението (Light Emitting Diode) се счита за една от най-ефективните и икономични технологии за осветление, използвани в съвременните електронни системи.</w:t>
+      </w:r>
+    </w:p>
+    <w:p>
+      <w:pPr>
+        <w:spacing w:before="100" w:beforeAutospacing="1" w:after="100" w:afterAutospacing="1" w:line="240" w:lineRule="auto"/>
+        <w:ind w:firstLine="0"/>
+        <w:jc w:val="left"/>
+        <w:rPr>
+          <w:rFonts w:eastAsia="Times New Roman"/>
+          <w:lang w:eastAsia="bg-BG"/>
+        </w:rPr>
+      </w:pPr>
+      <w:r>
+        <w:rPr>
+          <w:rFonts w:eastAsia="Times New Roman"/>
+          <w:lang w:eastAsia="bg-BG"/>
+        </w:rPr>
+        <w:t>Светодиодите преобразуват електрическата енергия директно в светлина чрез процеса на електролуминисценция. За разлика от традиционните осветителни източници като лампите с нажежаема жичка, при които голяма част от енергията се преобразува в топлина, LED диодите използват значително по-голяма част от електрическата енергия за генериране на светлина. Това води до значително по-висока енергийна ефективност.</w:t>
+      </w:r>
+    </w:p>
+    <w:p>
+      <w:pPr>
+        <w:spacing w:before="100" w:beforeAutospacing="1" w:after="100" w:afterAutospacing="1" w:line="240" w:lineRule="auto"/>
+        <w:ind w:firstLine="0"/>
+        <w:jc w:val="left"/>
+        <w:rPr>
+          <w:rFonts w:eastAsia="Times New Roman"/>
+          <w:lang w:eastAsia="bg-BG"/>
+        </w:rPr>
+      </w:pPr>
+      <w:r>
+        <w:rPr>
+          <w:rFonts w:eastAsia="Times New Roman"/>
+          <w:lang w:eastAsia="bg-BG"/>
+        </w:rPr>
+        <w:t>Едно от основните предимства на LED осветлението е ниската му консумация на електрическа енергия. В сравнение с традиционните лампи с нажежаема жичка, LED осветлението може да използва до няколко пъти по-малко енергия за постигане на същото ниво на осветеност. Освен това LED технологията има значително по-дълъг експлоатационен живот. Докато стандартните лампи могат да работят около 1000 часа, LED светодиодите могат да функционират десетки хиляди часове без значителна загуба на яркост.</w:t>
+      </w:r>
+    </w:p>
+    <w:p>
+      <w:pPr>
+        <w:spacing w:before="100" w:beforeAutospacing="1" w:after="100" w:afterAutospacing="1" w:line="240" w:lineRule="auto"/>
+        <w:ind w:firstLine="0"/>
+        <w:jc w:val="left"/>
+        <w:rPr>
+          <w:rFonts w:eastAsia="Times New Roman"/>
+          <w:lang w:eastAsia="bg-BG"/>
+        </w:rPr>
+      </w:pPr>
+      <w:r>
+        <w:rPr>
+          <w:rFonts w:eastAsia="Times New Roman"/>
+          <w:lang w:eastAsia="bg-BG"/>
+        </w:rPr>
+        <w:t>Друго важно предимство на LED осветлението е по-ниското отделяне на топлина. При традиционните лампи значителна част от енергията се преобразува в топлинна енергия, което води до загряване на лампата и околната среда. LED диодите отделят значително по-малко топлина, което намалява риска от прегряване и увеличава безопасността на осветителната система.</w:t>
+      </w:r>
+    </w:p>
+    <w:p>
+      <w:pPr>
+        <w:spacing w:before="100" w:beforeAutospacing="1" w:after="100" w:afterAutospacing="1" w:line="240" w:lineRule="auto"/>
+        <w:ind w:firstLine="0"/>
+        <w:jc w:val="left"/>
+        <w:rPr>
+          <w:rFonts w:eastAsia="Times New Roman"/>
+          <w:lang w:eastAsia="bg-BG"/>
+        </w:rPr>
+      </w:pPr>
+      <w:r>
+        <w:rPr>
+          <w:rFonts w:eastAsia="Times New Roman"/>
+          <w:lang w:eastAsia="bg-BG"/>
+        </w:rPr>
+        <w:t>Енергийната ефективност на LED осветлението може допълнително да бъде подобрена чрез използването на техники за управление като широчинно-импулсна модулация (PWM). Чрез PWM сигналите се регулира средната мощност, подавана към светодиодите, което позволява контрол на яркостта без значителни енергийни загуби. По този начин осветлението може да бъде адаптирано според нуждите на потребителя, като се намалява консумацията на енергия, когато не е необходима максимална яркост.</w:t>
+      </w:r>
+    </w:p>
+    <w:p>
+      <w:pPr>
+        <w:spacing w:before="100" w:beforeAutospacing="1" w:after="100" w:afterAutospacing="1" w:line="240" w:lineRule="auto"/>
+        <w:ind w:firstLine="0"/>
+        <w:jc w:val="left"/>
+        <w:rPr>
+          <w:rFonts w:eastAsia="Times New Roman"/>
+          <w:lang w:eastAsia="bg-BG"/>
+        </w:rPr>
+      </w:pPr>
+      <w:r>
+        <w:rPr>
+          <w:rFonts w:eastAsia="Times New Roman"/>
+          <w:lang w:eastAsia="bg-BG"/>
+        </w:rPr>
+        <w:t>В системите за интелигентно осветление енергийната ефективност може да бъде подобрена и чрез автоматизация на управлението. Например осветлението може да бъде включвано само при необходимост или да се регулира автоматично според условията на околната среда. Такива функции позволяват оптимизиране на потреблението на електрическа енергия и намаляване на общите разходи.</w:t>
+      </w:r>
+    </w:p>
+    <w:p>
+      <w:pPr>
+        <w:spacing w:before="100" w:beforeAutospacing="1" w:after="100" w:afterAutospacing="1" w:line="240" w:lineRule="auto"/>
+        <w:ind w:firstLine="0"/>
+        <w:jc w:val="left"/>
+        <w:rPr>
+          <w:rFonts w:eastAsia="Times New Roman"/>
+          <w:lang w:eastAsia="bg-BG"/>
+        </w:rPr>
+      </w:pPr>
+      <w:r>
+        <w:rPr>
+          <w:rFonts w:eastAsia="Times New Roman"/>
+          <w:lang w:eastAsia="bg-BG"/>
+        </w:rPr>
+        <w:t xml:space="preserve">В контекста на разработения проект RGB LED осветлението предоставя възможност за създаване на енергийно ефективна система за амбиентно осветление. Чрез използването </w:t>
+      </w:r>
+      <w:r>
+        <w:rPr>
+          <w:rFonts w:eastAsia="Times New Roman"/>
+          <w:lang w:eastAsia="bg-BG"/>
+        </w:rPr>
+        <w:lastRenderedPageBreak/>
+        <w:t>на светодиоди и управление на яркостта чрез PWM сигнали се постига ниска консумация на електрическа енергия при същевременно висока гъвкавост при избора на цветове и светлинни ефекти.</w:t>
+      </w:r>
+    </w:p>
+    <w:p>
+      <w:pPr>
+        <w:spacing w:before="100" w:beforeAutospacing="1" w:after="100" w:afterAutospacing="1" w:line="240" w:lineRule="auto"/>
+        <w:ind w:firstLine="0"/>
+        <w:jc w:val="left"/>
+        <w:rPr>
+          <w:rFonts w:eastAsia="Times New Roman"/>
+          <w:lang w:eastAsia="bg-BG"/>
+        </w:rPr>
+      </w:pPr>
+      <w:r>
+        <w:rPr>
+          <w:rFonts w:eastAsia="Times New Roman"/>
+          <w:lang w:eastAsia="bg-BG"/>
+        </w:rPr>
+        <w:t>Освен това системата позволява динамично управление на осветлението чрез уеб интерфейс и безжична комуникация. Това означава, че потребителят може да регулира яркостта и цвета на осветлението според своите предпочитания, като същевременно оптимизира използването на енергия. Така разработената система съчетава предимствата на LED технологията с възможностите на съвременните интелигентни системи за управление.</w:t>
+      </w:r>
+    </w:p>
+    <w:p>
+      <w:pPr>
+        <w:spacing w:before="100" w:beforeAutospacing="1" w:after="100" w:afterAutospacing="1" w:line="240" w:lineRule="auto"/>
+        <w:ind w:firstLine="0"/>
+        <w:jc w:val="left"/>
+        <w:rPr>
+          <w:rFonts w:eastAsia="Times New Roman"/>
+          <w:lang w:eastAsia="bg-BG"/>
+        </w:rPr>
+      </w:pPr>
+      <w:r>
+        <w:rPr>
+          <w:rFonts w:eastAsia="Times New Roman"/>
+          <w:lang w:eastAsia="bg-BG"/>
+        </w:rPr>
+        <w:t>В заключение LED осветлението представлява ефективно, икономично и екологично решение за съвременните осветителни системи. Неговата висока енергийна ефективност, дълъг експлоатационен живот и възможност за гъвкаво управление го правят изключително подходящо за използване в интелигентни системи за осветление, включително и в разработената система за RGB амбиентно осветление.</w:t>
+      </w:r>
+    </w:p>
+    <w:p>
+      <w:pPr>
+        <w:pStyle w:val="Heading1"/>
+      </w:pPr>
+      <w:r>
+        <w:t>Практическа час</w:t>
+      </w:r>
+      <w:r>
+        <w:t>т</w:t>
+      </w:r>
+    </w:p>
+    <w:p>
+      <w:pPr>
+        <w:pStyle w:val="Heading2"/>
+      </w:pPr>
+      <w:r>
+        <w:t>Хардуер</w:t>
+      </w:r>
+    </w:p>
+    <w:p>
+      <w:r>
+        <w:t xml:space="preserve">Хардуерната част на разработената система представлява съвкупност от </w:t>
       </w:r>
       <w:bookmarkStart w:id="4" w:name="_GoBack"/>
       <w:bookmarkEnd w:id="4"/>
       <w:r>
-        <w:t>ст на системата</w:t>
-      </w:r>
-    </w:p>
-    <w:p>
-      <w:pPr>
-        <w:spacing w:before="100" w:beforeAutospacing="1" w:after="100" w:afterAutospacing="1" w:line="240" w:lineRule="auto"/>
-        <w:ind w:firstLine="0"/>
-        <w:jc w:val="left"/>
-        <w:rPr>
-          <w:rFonts w:eastAsia="Times New Roman"/>
-          <w:lang w:eastAsia="bg-BG"/>
-        </w:rPr>
-      </w:pPr>
-      <w:r>
-        <w:rPr>
-          <w:rFonts w:eastAsia="Times New Roman"/>
-          <w:lang w:eastAsia="bg-BG"/>
-        </w:rPr>
-        <w:t>Безопасността и устойчивостта на системата за безжично управление на RGB осветление са ключови фактори за нейното надеждно функциониране в реална среда. Те включват както софтуерни, така и хардуерни аспекти, свързани с минимизиране на латентността, обработка на грешки и синхронизация на процесите на обновяване на осветлението.</w:t>
-      </w:r>
-    </w:p>
-    <w:p>
-      <w:pPr>
-        <w:spacing w:before="100" w:beforeAutospacing="1" w:after="100" w:afterAutospacing="1" w:line="240" w:lineRule="auto"/>
-        <w:ind w:firstLine="0"/>
-        <w:jc w:val="left"/>
-        <w:rPr>
-          <w:rFonts w:eastAsia="Times New Roman"/>
-          <w:lang w:eastAsia="bg-BG"/>
-        </w:rPr>
-      </w:pPr>
-      <w:r>
-        <w:rPr>
-          <w:rFonts w:eastAsia="Times New Roman"/>
-          <w:lang w:eastAsia="bg-BG"/>
-        </w:rPr>
-        <w:t>Минималната латентност е важна за осигуряване на плавно и реалистично управление на осветлението. В разработената система латентността се намалява чрез използване на опростен формат на данните, ефективен алгоритъм за обработка на цветовите стойности и бърза Bluetooth комуникация. Оптимизацията на софтуерния слой позволява бързо преобразуване на цветовете и незабавно изпращане на командите към Arduino, което осигурява почти моментална реакция на LED осветлението при промяна на цвета от страна на потребителя.</w:t>
-      </w:r>
-    </w:p>
-    <w:p>
-      <w:pPr>
-        <w:spacing w:before="100" w:beforeAutospacing="1" w:after="100" w:afterAutospacing="1" w:line="240" w:lineRule="auto"/>
-        <w:ind w:firstLine="0"/>
-        <w:jc w:val="left"/>
-        <w:rPr>
-          <w:rFonts w:eastAsia="Times New Roman"/>
-          <w:lang w:eastAsia="bg-BG"/>
-        </w:rPr>
-      </w:pPr>
-      <w:r>
-        <w:rPr>
-          <w:rFonts w:eastAsia="Times New Roman"/>
-          <w:lang w:eastAsia="bg-BG"/>
-        </w:rPr>
-        <w:t>Обработката на грешки представлява важен елемент за устойчивостта на системата. Възможни грешки могат да възникнат при загуба на данни, смущения в безжичния сигнал или некоректни входни стойности. За предотвратяване на некоректна работа системата използва механизми за валидиране на получените пакети, игнориране на непълни или неправилно форматирани съобщения и запазване на последно валидните стойности на цветовете. При необходимост се прилага повторно изпращане на данните, което допринася за повишаване на надеждността на комуникацията.</w:t>
-      </w:r>
-    </w:p>
-    <w:p>
-      <w:pPr>
-        <w:spacing w:before="100" w:beforeAutospacing="1" w:after="100" w:afterAutospacing="1" w:line="240" w:lineRule="auto"/>
-        <w:ind w:firstLine="0"/>
-        <w:jc w:val="left"/>
-        <w:rPr>
-          <w:rFonts w:eastAsia="Times New Roman"/>
-          <w:lang w:eastAsia="bg-BG"/>
-        </w:rPr>
-      </w:pPr>
-      <w:r>
-        <w:rPr>
-          <w:rFonts w:eastAsia="Times New Roman"/>
-          <w:lang w:eastAsia="bg-BG"/>
-        </w:rPr>
-        <w:t>Синхронизацията на времето за обновяване на осветлението е от значение за постигане на стабилна и предсказуема работа на системата. Arduino обработва входящите пакети в определен времеви интервал, което предотвратява натрупване на команди и хаотични промени в цветовете. Чрез контрол на честотата на обновяване се осигурява равномерно и плавно изменение на яркостта и цвета, без визуални смущения или трептене на светлината.</w:t>
-      </w:r>
-    </w:p>
-    <w:p>
-      <w:pPr>
-        <w:spacing w:before="100" w:beforeAutospacing="1" w:after="100" w:afterAutospacing="1" w:line="240" w:lineRule="auto"/>
-        <w:ind w:firstLine="0"/>
-        <w:jc w:val="left"/>
-        <w:rPr>
-          <w:rFonts w:eastAsia="Times New Roman"/>
-          <w:lang w:eastAsia="bg-BG"/>
-        </w:rPr>
-      </w:pPr>
-      <w:r>
-        <w:rPr>
-          <w:rFonts w:eastAsia="Times New Roman"/>
-          <w:lang w:eastAsia="bg-BG"/>
-        </w:rPr>
-        <w:t xml:space="preserve">В обобщение, чрез комбиниране на ефективна комуникация, надеждна обработка на грешки и оптимизирана синхронизация на процесите, разработената система постига </w:t>
-      </w:r>
-      <w:r>
-        <w:rPr>
-          <w:rFonts w:eastAsia="Times New Roman"/>
-          <w:lang w:eastAsia="bg-BG"/>
-        </w:rPr>
+        <w:t>електронни компоненти, които осигуряват управление на RGB амбиентното осветление и реализират връзката между софтуерния интерфейс и физическото осветително тяло. Основният управляващ елемент в системата е микроконтролерната платка Arduino, която изпълнява ролята на централен контролер и обработва получените безжични команди. В зависимост от изискванията и компактността на системата може да се използва Arduino Uno или Arduino Nano, като и двете платки предоставят необходимите PWM изходи за управление на RGB каналите.</w:t>
+      </w:r>
+    </w:p>
+    <w:p>
+      <w:r>
+        <w:t>Като източник на светлина в системата се използва стандартна RGB LED лента, която не е адресируема и се управлява чрез отделни канали за червен, зелен и син цвят. Поради ограниченията на микроконтролера по отношение на допустимия ток, директното свързване на LED лентата към изходите на Arduino е невъзможно. Поради тази причина за всеки цветен канал се използват транзисторни ключове или MOSFET транзистори, които осигуряват необходимия ток и позволяват управление на мощността чрез PWM сигнал. Най-често се използват NPN транзистори или логик-ниво MOSFET-и, които се управляват директно от изходите на Arduino.</w:t>
+      </w:r>
+    </w:p>
+    <w:p>
+      <w:r>
         <w:lastRenderedPageBreak/>
-        <w:t>високо ниво на безопасност и устойчивост, което я прави подходяща за приложение в интелигентни домашни системи и други IoT решения.</w:t>
-      </w:r>
-    </w:p>
-    <w:p>
-      <w:pPr>
-        <w:spacing w:before="100" w:beforeAutospacing="1" w:after="100" w:afterAutospacing="1" w:line="240" w:lineRule="auto"/>
-        <w:ind w:firstLine="0"/>
-        <w:jc w:val="left"/>
-        <w:rPr>
-          <w:rFonts w:eastAsia="Times New Roman"/>
-          <w:lang w:eastAsia="bg-BG"/>
-        </w:rPr>
-      </w:pPr>
+        <w:t>За реализиране на безжичната комуникация в системата е интегриран Bluetooth модул, като например HC-05 или HC-06. Този модул осигурява сериен комуникационен канал между компютър или мобилно устройство и Arduino платката. Bluetooth модулът е свързан към серийния интерфейс на микроконтролера, като получените данни се обработват от управляващия софтуер на Arduino и се преобразуват в PWM стойности за управление на RGB каналите.</w:t>
+      </w:r>
+    </w:p>
+    <w:p>
+      <w:r>
+        <w:t>Захранването на системата е реализирано чрез външен захранващ адаптер, който осигурява необходимото напрежение за RGB LED лентата и микроконтролера. Обикновено LED лентата работи на 12 V, докато Arduino използва 5 V, което налага използването на подходящи стабилизатори и разделяне на захранващите линии. Общата маса (GND) на всички компоненти е свързана, за да се осигури коректна работа на PWM управлението и комуникацията. За повишаване на надеждността и безопасността в схемата са включени защитни елементи като резистори за управление на базите или затворите на транзисторите, предпазители срещу претоварване, както и елементи за защита от прегряване и пренапрежение.</w:t>
+      </w:r>
+    </w:p>
+    <w:p>
+      <w:r>
+        <w:t>Свързването на RGB LED лентата към Arduino се реализира чрез транзисторни ключове, при които всеки цветен канал е свързан към отделен PWM изход на микроконтролера. PWM сигналите управляват транзисторите, които от своя страна регулират тока през LED лентата. По този начин се осигурява независим контрол върху яркостта на всеки цветен канал. Bluetooth модулът е свързан към Arduino чрез TX и RX линии, като комуникацията се осъществява по сериен протокол. Захранването на всички компоненти е организирано така, че да се спазват изискванията за напрежение и ток, като се избягва директно натоварване на микроконтролера.</w:t>
+      </w:r>
+    </w:p>
+    <w:p>
+      <w:r>
+        <w:t>От гледна точка на безопасността и устойчивостта на системата са приложени мерки за защита на електронните компоненти и удължаване на техния експлоатационен живот. Използването на подходящи резистори към входовете на транзисторите предотвратява претоварване на изходите на Arduino, а правилният избор на MOSFET транзистори осигурява ефективно управление на по-големи токове при минимални загуби. Допълнително, общата схема е проектирана така, че да минимизира риска от пренапрежение и електромагнитни смущения, което допринася за стабилната и надеждна работа на системата за интелигентно RGB осветление.</w:t>
+      </w:r>
+    </w:p>
+    <w:p>
+      <w:pPr>
+        <w:pStyle w:val="Heading2"/>
+      </w:pPr>
+      <w:r>
+        <w:lastRenderedPageBreak/>
+        <w:t xml:space="preserve"> Софтуер</w:t>
+      </w:r>
+    </w:p>
+    <w:p>
+      <w:r>
+        <w:t>Софтуерната част на разработената система реализира логическата връзка между потребителския интерфейс и хардуерното управление на RGB осветлението. Тя включва уеб интерфейс за избор на цвят, междинен софтуерен слой за обработка и преобразуване на данни, модул за безжично предаване и управляващ код за микроконтролера Arduino. Тази многостепенна архитектура осигурява гъвкавост, разширяемост и надеждност на системата, като позволява ясно разделение на функциите между отделните програмни модули.</w:t>
+      </w:r>
+    </w:p>
+    <w:p>
+      <w:r>
+        <w:t>Уеб интерфейсът представлява графична среда, чрез която потребителят избира желан цвят с помощта на инструмент тип Color Picker. Избраният цвят се визуализира в стандартен формат, най-често като HEX код (например #FF5733), който е широко използван в уеб технологиите. За да се гарантира коректността на данните, интерфейсът извършва валидиране на входния формат и проверка за допустими стойности. След валидирането цветът се подава към софтуерния модул за обработка, където се извършва преобразуване от HEX формат към RGB стойности.</w:t>
+      </w:r>
+    </w:p>
+    <w:p>
+      <w:r>
+        <w:t>Преобразуването на цветовете се реализира чрез програмен модул, разработен на езика Python. Този модул приема HEX стойността като вход, извлича отделните цветови компоненти и ги преобразува в числови RGB стойности в диапазона от 0 до 255. Получените стойности се форматират в комуникационен пакет, например под формата &lt;255,87,51&gt;, който е удобен за предаване и лесен за интерпретация от микроконтролера. След формирането на пакета данните се изпращат в реално време чрез Bluetooth комуникационен канал към Arduino платката.</w:t>
+      </w:r>
+    </w:p>
+    <w:p>
+      <w:r>
+        <w:t>Архитектурата на софтуера е изградена модулно, като основните функционални компоненти са реализирани в отделни програмни модули, например color_converter.py, bluetooth_sender.py и web_interface.py. Това разделение улеснява поддръжката на кода и позволява бъдещо разширяване на системата. В процеса на комуникация са предвидени механизми за обработка на грешки, като проверка за валидност на получените данни, повторно изпращане на пакети при загуба на сигнал и въвеждане на времеви интервали за изчакване. При възникване на комуникационна грешка системата запазва последното стабилно състояние на осветлението, което повишава надеждността на управлението.</w:t>
+      </w:r>
+    </w:p>
+    <w:p>
+      <w:r>
+        <w:lastRenderedPageBreak/>
+        <w:t>На ниво микроконтролер софтуерът на Arduino отговаря за приемането и обработката на получените данни, както и за управлението на PWM сигналите към RGB каналите на LED лентата. Полученият комуникационен пакет се анализира чрез парсване на текстовия формат, като от него се извличат стойностите на червения, зеления и синия канал. Тези стойности се използват за изчисляване на коефициентите на запълване на PWM сигналите, като директно се съпоставят с 8-битовата резолюция на PWM изходите. Управляващата програма реализира логика за различни системни състояния, като старт на системата, режим на готовност и обработка на грешки при некоректни данни или прекъсване на комуникацията.</w:t>
+      </w:r>
+    </w:p>
+    <w:p>
+      <w:r>
+        <w:t>По този начин софтуерната архитектура на системата осигурява плавна интеграция между уеб интерфейса, софтуерния слой за обработка на цветове, безжичната комуникация и хардуерното управление на RGB осветлението. Комбинацията от уеб технологии, Python и микроконтролерен код демонстрира практически подход към разработването на интелигентна система за управление на осветление и подчертава приложимостта на софтуерно-хардуерната интеграция в контекста на Smart Home решенията.</w:t>
+      </w:r>
     </w:p>
     <w:p/>
-    <w:p/>
+    <w:p>
+      <w:r>
+        <w:t>4. Реализация и тестове</w:t>
+      </w:r>
+    </w:p>
+    <w:p>
+      <w:r>
+        <w:t>Реализацията на разработената система за интелигентно управление на RGB амбиентно осветление включва интеграция на хардуерните и софтуерните компоненти, както и провеждане на тестове за проверка на функционалността, производителността и надеждността на системата. Процесът на реализация обхваща настройка на микроконтролерната платформа Arduino, конфигуриране на Bluetooth комуникацията, разработване на уеб интерфейса и софтуерните модули за обработка на цветовете, както и свързване на RGB LED лентата чрез транзисторни ключове. След завършване на интеграцията системата е подложена на серия от експериментални тестове, целящи да оценят коректността на работата ѝ при различни условия.</w:t>
+      </w:r>
+    </w:p>
+    <w:p>
+      <w:r>
+        <w:t xml:space="preserve">Интеграционните тестове са насочени към проверка на правилността на преобразуването на цветовите данни по цялата верига на обработка – от избора на цвят в уеб интерфейса, през конверсията от HEX към RGB формат и формирането на комуникационния пакет, до генерирането на PWM сигнали за управление на RGB </w:t>
+      </w:r>
+      <w:r>
+        <w:lastRenderedPageBreak/>
+        <w:t>каналите на LED лентата. Чрез сравнение между зададените цветови стойности и реално получените PWM сигнали се установява точността на конверсията и липсата на значителни отклонения. Допълнително са проведени тестове за бързодействие, при които се измерва времето между избора на цвят от потребителя и визуалната промяна на осветлението. Резултатите показват, че системата реагира в рамките на кратки времеви интервали, което я прави подходяща за реалновременни приложения.</w:t>
+      </w:r>
+    </w:p>
+    <w:p>
+      <w:r>
+        <w:t>Надеждността на безжичното предаване чрез Bluetooth е оценена чрез многократни повторения на процеса на изпращане и приемане на данни. При тези тестове се анализира честотата на грешки, загуба на пакети и необходимостта от повторно изпращане на информация. Резултатите показват стабилна комуникация при нормални условия на работа, като при възникване на смущения системата запазва последното валидно състояние на осветлението. Това поведение потвърждава устойчивостта на системата към временни прекъсвания на връзката.</w:t>
+      </w:r>
+    </w:p>
+    <w:p>
+      <w:r>
+        <w:t>В рамките на тестовете за производителност са изследвани ключови параметри на системата, като максималната честота на обновяване на осветлението и енергийните характеристики на използваните компоненти. Максималната честота на обновяване се определя от скоростта на обработка на данните и капацитета на Bluetooth комуникацията, като тя е достатъчна за плавно възпроизвеждане на цветови промени без забележими закъснения. Анализирана е и максималната потребляема мощност на RGB LED лентата, както и топлинната мощност, отделяна от транзисторите или MOSFET елементите. Получените резултати показват, че при правилен избор на компоненти и адекватно охлаждане системата работи в безопасни температурни граници.</w:t>
+      </w:r>
+    </w:p>
+    <w:p>
+      <w:r>
+        <w:t>За визуална оценка на работата на системата са използвани примери с различни цветове и плавни преходи между тях. Изготвена е таблица с избрани цветове, представени в RGB и HEX формат, както и очаквания визуален резултат при осветлението. Допълнително са реализирани плавни преходи между цветове, например от син към лилав, което демонстрира възможностите на PWM управлението и точността на цветово смесване. Тези визуални тестове потвърждават практическата приложимост на разработената система и нейната ефективност като решение за интелигентно RGB осветление.</w:t>
+      </w:r>
+    </w:p>
     <w:p>
       <w:pPr>
         <w:pStyle w:val="Heading1"/>
       </w:pPr>
-      <w:r>
-        <w:t>Практическа час</w:t>
-      </w:r>
-      <w:r>
-        <w:t>т</w:t>
-      </w:r>
-    </w:p>
-    <w:p>
-      <w:pPr>
-        <w:pStyle w:val="Heading2"/>
-      </w:pPr>
-      <w:r>
-        <w:t>Хардуер</w:t>
-      </w:r>
-    </w:p>
-    <w:p>
-      <w:r>
-        <w:t>Хардуерната част на разработената система представлява съвкупност от електронни компоненти, които осигуряват управление на RGB амбиентното осветление и реализират връзката между софтуерния интерфейс и физическото осветително тяло. Основният управляващ елемент в системата е микроконтролерната платка Arduino, която изпълнява ролята на централен контролер и обработва получените безжични команди. В зависимост от изискванията и компактността на системата може да се използва Arduino Uno или Arduino Nano, като и двете платки предоставят необходимите PWM изходи за управление на RGB каналите.</w:t>
-      </w:r>
-    </w:p>
-    <w:p>
-      <w:r>
-        <w:t>Като източник на светлина в системата се използва стандартна RGB LED лента, която не е адресируема и се управлява чрез отделни канали за червен, зелен и син цвят. Поради ограниченията на микроконтролера по отношение на допустимия ток, директното свързване на LED лентата към изходите на Arduino е невъзможно. Поради тази причина за всеки цветен канал се използват транзисторни ключове или MOSFET транзистори, които осигуряват необходимия ток и позволяват управление на мощността чрез PWM сигнал. Най-често се използват NPN транзистори или логик-ниво MOSFET-и, които се управляват директно от изходите на Arduino.</w:t>
-      </w:r>
-    </w:p>
-    <w:p>
-      <w:r>
-        <w:t>За реализиране на безжичната комуникация в системата е интегриран Bluetooth модул, като например HC-05 или HC-06. Този модул осигурява сериен комуникационен канал между компютър или мобилно устройство и Arduino платката. Bluetooth модулът е свързан към серийния интерфейс на микроконтролера, като получените данни се обработват от управляващия софтуер на Arduino и се преобразуват в PWM стойности за управление на RGB каналите.</w:t>
-      </w:r>
-    </w:p>
-    <w:p>
+      <w:bookmarkStart w:id="5" w:name="_Toc219445203"/>
       <w:r>
         <w:lastRenderedPageBreak/>
-        <w:t>Захранването на системата е реализирано чрез външен захранващ адаптер, който осигурява необходимото напрежение за RGB LED лентата и микроконтролера. Обикновено LED лентата работи на 12 V, докато Arduino използва 5 V, което налага използването на подходящи стабилизатори и разделяне на захранващите линии. Общата маса (GND) на всички компоненти е свързана, за да се осигури коректна работа на PWM управлението и комуникацията. За повишаване на надеждността и безопасността в схемата са включени защитни елементи като резистори за управление на базите или затворите на транзисторите, предпазители срещу претоварване, както и елементи за защита от прегряване и пренапрежение.</w:t>
-      </w:r>
-    </w:p>
-    <w:p>
-      <w:r>
-        <w:t>Свързването на RGB LED лентата към Arduino се реализира чрез транзисторни ключове, при които всеки цветен канал е свързан към отделен PWM изход на микроконтролера. PWM сигналите управляват транзисторите, които от своя страна регулират тока през LED лентата. По този начин се осигурява независим контрол върху яркостта на всеки цветен канал. Bluetooth модулът е свързан към Arduino чрез TX и RX линии, като комуникацията се осъществява по сериен протокол. Захранването на всички компоненти е организирано така, че да се спазват изискванията за напрежение и ток, като се избягва директно натоварване на микроконтролера.</w:t>
-      </w:r>
-    </w:p>
-    <w:p>
-      <w:r>
-        <w:t>От гледна точка на безопасността и устойчивостта на системата са приложени мерки за защита на електронните компоненти и удължаване на техния експлоатационен живот. Използването на подходящи резистори към входовете на транзисторите предотвратява претоварване на изходите на Arduino, а правилният избор на MOSFET транзистори осигурява ефективно управление на по-големи токове при минимални загуби. Допълнително, общата схема е проектирана така, че да минимизира риска от пренапрежение и електромагнитни смущения, което допринася за стабилната и надеждна работа на системата за интелигентно RGB осветление.</w:t>
-      </w:r>
-    </w:p>
-    <w:p>
-      <w:pPr>
-        <w:pStyle w:val="Heading2"/>
-      </w:pPr>
-      <w:r>
-        <w:t xml:space="preserve"> Софтуер</w:t>
-      </w:r>
-    </w:p>
-    <w:p>
-      <w:r>
-        <w:t xml:space="preserve">Софтуерната част на разработената система реализира логическата връзка между потребителския интерфейс и хардуерното управление на RGB осветлението. Тя включва уеб интерфейс за избор на цвят, междинен софтуерен слой за обработка и преобразуване на данни, модул за безжично предаване и управляващ код за микроконтролера Arduino. Тази многостепенна архитектура осигурява гъвкавост, </w:t>
-      </w:r>
-      <w:r>
-        <w:lastRenderedPageBreak/>
-        <w:t>разширяемост и надеждност на системата, като позволява ясно разделение на функциите между отделните програмни модули.</w:t>
-      </w:r>
-    </w:p>
-    <w:p>
-      <w:r>
-        <w:t>Уеб интерфейсът представлява графична среда, чрез която потребителят избира желан цвят с помощта на инструмент тип Color Picker. Избраният цвят се визуализира в стандартен формат, най-често като HEX код (например #FF5733), който е широко използван в уеб технологиите. За да се гарантира коректността на данните, интерфейсът извършва валидиране на входния формат и проверка за допустими стойности. След валидирането цветът се подава към софтуерния модул за обработка, където се извършва преобразуване от HEX формат към RGB стойности.</w:t>
-      </w:r>
-    </w:p>
-    <w:p>
-      <w:r>
-        <w:t>Преобразуването на цветовете се реализира чрез програмен модул, разработен на езика Python. Този модул приема HEX стойността като вход, извлича отделните цветови компоненти и ги преобразува в числови RGB стойности в диапазона от 0 до 255. Получените стойности се форматират в комуникационен пакет, например под формата &lt;255,87,51&gt;, който е удобен за предаване и лесен за интерпретация от микроконтролера. След формирането на пакета данните се изпращат в реално време чрез Bluetooth комуникационен канал към Arduino платката.</w:t>
-      </w:r>
-    </w:p>
-    <w:p>
-      <w:r>
-        <w:t>Архитектурата на софтуера е изградена модулно, като основните функционални компоненти са реализирани в отделни програмни модули, например color_converter.py, bluetooth_sender.py и web_interface.py. Това разделение улеснява поддръжката на кода и позволява бъдещо разширяване на системата. В процеса на комуникация са предвидени механизми за обработка на грешки, като проверка за валидност на получените данни, повторно изпращане на пакети при загуба на сигнал и въвеждане на времеви интервали за изчакване. При възникване на комуникационна грешка системата запазва последното стабилно състояние на осветлението, което повишава надеждността на управлението.</w:t>
-      </w:r>
-    </w:p>
-    <w:p>
-      <w:r>
-        <w:t xml:space="preserve">На ниво микроконтролер софтуерът на Arduino отговаря за приемането и обработката на получените данни, както и за управлението на PWM сигналите към RGB каналите на LED лентата. Полученият комуникационен пакет се анализира чрез парсване на текстовия формат, като от него се извличат стойностите на червения, зеления и синия канал. Тези стойности се използват за изчисляване на коефициентите на запълване на PWM сигналите, като директно се съпоставят с 8-битовата резолюция </w:t>
-      </w:r>
-      <w:r>
-        <w:lastRenderedPageBreak/>
-        <w:t>на PWM изходите. Управляващата програма реализира логика за различни системни състояния, като старт на системата, режим на готовност и обработка на грешки при некоректни данни или прекъсване на комуникацията.</w:t>
-      </w:r>
-    </w:p>
-    <w:p>
-      <w:r>
-        <w:t>По този начин софтуерната архитектура на системата осигурява плавна интеграция между уеб интерфейса, софтуерния слой за обработка на цветове, безжичната комуникация и хардуерното управление на RGB осветлението. Комбинацията от уеб технологии, Python и микроконтролерен код демонстрира практически подход към разработването на интелигентна система за управление на осветление и подчертава приложимостта на софтуерно-хардуерната интеграция в контекста на Smart Home решенията.</w:t>
-      </w:r>
-    </w:p>
-    <w:p/>
-    <w:p>
-      <w:r>
-        <w:t>4. Реализация и тестове</w:t>
-      </w:r>
-    </w:p>
-    <w:p>
-      <w:r>
-        <w:t>Реализацията на разработената система за интелигентно управление на RGB амбиентно осветление включва интеграция на хардуерните и софтуерните компоненти, както и провеждане на тестове за проверка на функционалността, производителността и надеждността на системата. Процесът на реализация обхваща настройка на микроконтролерната платформа Arduino, конфигуриране на Bluetooth комуникацията, разработване на уеб интерфейса и софтуерните модули за обработка на цветовете, както и свързване на RGB LED лентата чрез транзисторни ключове. След завършване на интеграцията системата е подложена на серия от експериментални тестове, целящи да оценят коректността на работата ѝ при различни условия.</w:t>
-      </w:r>
-    </w:p>
-    <w:p>
-      <w:r>
-        <w:t>Интеграционните тестове са насочени към проверка на правилността на преобразуването на цветовите данни по цялата верига на обработка – от избора на цвят в уеб интерфейса, през конверсията от HEX към RGB формат и формирането на комуникационния пакет, до генерирането на PWM сигнали за управление на RGB каналите на LED лентата. Чрез сравнение между зададените цветови стойности и реално получените PWM сигнали се установява точността на конверсията и липсата на значителни отклонения. Допълнително са проведени тестове за бързодействие, при които се измерва времето между избора на цвят от потребителя и визуалната промяна на осветлението. Резултатите показват, че системата реагира в рамките на кратки времеви интервали, което я прави подходяща за реалновременни приложения.</w:t>
-      </w:r>
-    </w:p>
-    <w:p>
-      <w:r>
-        <w:lastRenderedPageBreak/>
-        <w:t>Надеждността на безжичното предаване чрез Bluetooth е оценена чрез многократни повторения на процеса на изпращане и приемане на данни. При тези тестове се анализира честотата на грешки, загуба на пакети и необходимостта от повторно изпращане на информация. Резултатите показват стабилна комуникация при нормални условия на работа, като при възникване на смущения системата запазва последното валидно състояние на осветлението. Това поведение потвърждава устойчивостта на системата към временни прекъсвания на връзката.</w:t>
-      </w:r>
-    </w:p>
-    <w:p>
-      <w:r>
-        <w:t>В рамките на тестовете за производителност са изследвани ключови параметри на системата, като максималната честота на обновяване на осветлението и енергийните характеристики на използваните компоненти. Максималната честота на обновяване се определя от скоростта на обработка на данните и капацитета на Bluetooth комуникацията, като тя е достатъчна за плавно възпроизвеждане на цветови промени без забележими закъснения. Анализирана е и максималната потребляема мощност на RGB LED лентата, както и топлинната мощност, отделяна от транзисторите или MOSFET елементите. Получените резултати показват, че при правилен избор на компоненти и адекватно охлаждане системата работи в безопасни температурни граници.</w:t>
-      </w:r>
-    </w:p>
-    <w:p>
-      <w:r>
-        <w:t>За визуална оценка на работата на системата са използвани примери с различни цветове и плавни преходи между тях. Изготвена е таблица с избрани цветове, представени в RGB и HEX формат, както и очаквания визуален резултат при осветлението. Допълнително са реализирани плавни преходи между цветове, например от син към лилав, което демонстрира възможностите на PWM управлението и точността на цветово смесване. Тези визуални тестове потвърждават практическата приложимост на разработената система и нейната ефективност като решение за интелигентно RGB осветление.</w:t>
-      </w:r>
-    </w:p>
-    <w:p>
-      <w:pPr>
-        <w:pStyle w:val="Heading1"/>
-      </w:pPr>
-      <w:bookmarkStart w:id="5" w:name="_Toc219445203"/>
-      <w:r>
         <w:t>Заключение</w:t>
       </w:r>
       <w:bookmarkEnd w:id="5"/>
@@ -1693,7 +3014,6 @@
       </w:pPr>
       <w:bookmarkStart w:id="6" w:name="_Toc219445204"/>
       <w:r>
-        <w:lastRenderedPageBreak/>
         <w:t>Литература:</w:t>
       </w:r>
       <w:bookmarkEnd w:id="1"/>
@@ -1995,7 +3315,7 @@
           <w:rPr>
             <w:noProof/>
           </w:rPr>
-          <w:t>14</w:t>
+          <w:t>21</w:t>
         </w:r>
         <w:r>
           <w:rPr>
@@ -4025,6 +5345,7 @@
   <w:style w:type="character" w:default="1" w:styleId="DefaultParagraphFont">
     <w:name w:val="Default Paragraph Font"/>
     <w:uiPriority w:val="1"/>
+    <w:semiHidden/>
     <w:unhideWhenUsed/>
   </w:style>
   <w:style w:type="table" w:default="1" w:styleId="TableNormal">
@@ -5077,7 +6398,7 @@
 </file>
 
 <file path=customXml/itemProps1.xml><?xml version="1.0" encoding="utf-8"?>
-<ds:datastoreItem xmlns:ds="http://schemas.openxmlformats.org/officeDocument/2006/customXml" ds:itemID="{422C701C-82AA-4B0E-8FCA-5DACEEBFC30A}">
+<ds:datastoreItem xmlns:ds="http://schemas.openxmlformats.org/officeDocument/2006/customXml" ds:itemID="{977B56EA-3651-4FD8-AE65-A1D79E9511AE}">
   <ds:schemaRefs>
     <ds:schemaRef ds:uri="http://schemas.openxmlformats.org/officeDocument/2006/bibliography"/>
   </ds:schemaRefs>
